--- a/cv.docx
+++ b/cv.docx
@@ -2,7 +2,7 @@
 <file path=word/document.xml><?xml version="1.0" encoding="utf-8"?>
 <w:document xmlns:w="http://schemas.openxmlformats.org/wordprocessingml/2006/main" xmlns:m="http://schemas.openxmlformats.org/officeDocument/2006/math" xmlns:r="http://schemas.openxmlformats.org/officeDocument/2006/relationships" xmlns:o="urn:schemas-microsoft-com:office:office" xmlns:v="urn:schemas-microsoft-com:vml" xmlns:w10="urn:schemas-microsoft-com:office:word" xmlns:a="http://schemas.openxmlformats.org/drawingml/2006/main" xmlns:pic="http://schemas.openxmlformats.org/drawingml/2006/picture" xmlns:wp="http://schemas.openxmlformats.org/drawingml/2006/wordprocessingDrawing">
   <w:body>
-    <w:bookmarkStart w:id="36" w:name="guilherme-salazar"/>
+    <w:bookmarkStart w:id="20" w:name="guilherme-salazar"/>
     <w:p>
       <w:pPr>
         <w:pStyle w:val="Heading1"/>
@@ -11,48 +11,7 @@
         <w:t xml:space="preserve">Guilherme Salazar</w:t>
       </w:r>
     </w:p>
-    <w:p>
-      <w:pPr>
-        <w:pStyle w:val="FirstParagraph"/>
-      </w:pPr>
-      <w:r>
-        <w:t xml:space="preserve">Goiânia, Goiás, Brazil</w:t>
-      </w:r>
-      <w:r>
-        <w:br/>
-      </w:r>
-      <w:hyperlink r:id="rId20">
-        <w:r>
-          <w:rPr>
-            <w:rStyle w:val="Hyperlink"/>
-          </w:rPr>
-          <w:t xml:space="preserve">https://www.github.com/gszr</w:t>
-        </w:r>
-      </w:hyperlink>
-      <w:r>
-        <w:br/>
-      </w:r>
-      <w:hyperlink r:id="rId21">
-        <w:r>
-          <w:rPr>
-            <w:rStyle w:val="Hyperlink"/>
-          </w:rPr>
-          <w:t xml:space="preserve">https://www.linkedin.com/in/gszr</w:t>
-        </w:r>
-      </w:hyperlink>
-      <w:r>
-        <w:br/>
-      </w:r>
-      <w:hyperlink r:id="rId22">
-        <w:r>
-          <w:rPr>
-            <w:rStyle w:val="Hyperlink"/>
-          </w:rPr>
-          <w:t xml:space="preserve">gsz@acm.org</w:t>
-        </w:r>
-      </w:hyperlink>
-    </w:p>
-    <w:bookmarkStart w:id="27" w:name="experience"/>
+    <w:bookmarkStart w:id="13" w:name="experience"/>
     <w:p>
       <w:pPr>
         <w:pStyle w:val="Heading2"/>
@@ -61,186 +20,402 @@
         <w:t xml:space="preserve">Experience</w:t>
       </w:r>
     </w:p>
-    <w:p>
-      <w:pPr>
-        <w:pStyle w:val="DefinitionTerm"/>
-      </w:pPr>
-      <w:r>
-        <w:t xml:space="preserve">Since 2017</w:t>
-      </w:r>
-    </w:p>
-    <w:p>
-      <w:pPr>
-        <w:pStyle w:val="Definition"/>
-      </w:pPr>
-      <w:r>
-        <w:t xml:space="preserve">Sr. Software Engineer,</w:t>
-      </w:r>
-      <w:r>
-        <w:t xml:space="preserve"> </w:t>
-      </w:r>
-      <w:hyperlink r:id="rId23">
-        <w:r>
-          <w:rPr>
-            <w:rStyle w:val="Hyperlink"/>
-          </w:rPr>
-          <w:t xml:space="preserve">Kong Inc.</w:t>
-        </w:r>
-      </w:hyperlink>
-      <w:r>
-        <w:br/>
-      </w:r>
-      <w:r>
-        <w:t xml:space="preserve">:: Part of the team that develops and maintains Kong Gateway - the</w:t>
-      </w:r>
-      <w:r>
-        <w:t xml:space="preserve"> </w:t>
-      </w:r>
-      <w:r>
-        <w:t xml:space="preserve">world’s most popular API platform (details on my LinkedIn profile)</w:t>
-      </w:r>
-    </w:p>
-    <w:p>
-      <w:pPr>
-        <w:pStyle w:val="DefinitionTerm"/>
-      </w:pPr>
-      <w:r>
-        <w:t xml:space="preserve">Oct 2016-Jul 2017</w:t>
-      </w:r>
-    </w:p>
-    <w:p>
-      <w:pPr>
-        <w:pStyle w:val="Definition"/>
-      </w:pPr>
-      <w:r>
-        <w:t xml:space="preserve">Backend Engineer,</w:t>
-      </w:r>
-      <w:r>
-        <w:t xml:space="preserve"> </w:t>
-      </w:r>
-      <w:hyperlink r:id="rId24">
-        <w:r>
-          <w:rPr>
-            <w:rStyle w:val="Hyperlink"/>
-          </w:rPr>
-          <w:t xml:space="preserve">Appbase.io</w:t>
-        </w:r>
-      </w:hyperlink>
-      <w:r>
-        <w:br/>
-      </w:r>
-      <w:r>
-        <w:t xml:space="preserve">:: Built a data streaming platform for Elasticsearch based on OpenResty (Nginx + Lua)</w:t>
-      </w:r>
-    </w:p>
-    <w:p>
-      <w:pPr>
-        <w:pStyle w:val="DefinitionTerm"/>
-      </w:pPr>
-      <w:r>
-        <w:t xml:space="preserve">Sept 2015-Feb 2016</w:t>
-      </w:r>
-    </w:p>
-    <w:p>
-      <w:pPr>
-        <w:pStyle w:val="Definition"/>
-      </w:pPr>
-      <w:r>
-        <w:t xml:space="preserve">Intern,</w:t>
-      </w:r>
-      <w:r>
-        <w:t xml:space="preserve"> </w:t>
-      </w:r>
-      <w:hyperlink r:id="rId25">
-        <w:r>
-          <w:rPr>
-            <w:rStyle w:val="Hyperlink"/>
-          </w:rPr>
-          <w:t xml:space="preserve">Zenedge</w:t>
-        </w:r>
-      </w:hyperlink>
-    </w:p>
-    <w:p>
-      <w:pPr>
-        <w:pStyle w:val="DefinitionTerm"/>
-      </w:pPr>
-      <w:r>
-        <w:t xml:space="preserve">Apr 2015-Aug 2015</w:t>
-      </w:r>
-    </w:p>
-    <w:p>
-      <w:pPr>
-        <w:pStyle w:val="Definition"/>
-      </w:pPr>
-      <w:r>
-        <w:t xml:space="preserve">Student Developer,</w:t>
-      </w:r>
-      <w:r>
-        <w:t xml:space="preserve"> </w:t>
-      </w:r>
-      <w:hyperlink r:id="rId26">
-        <w:r>
-          <w:rPr>
-            <w:rStyle w:val="Hyperlink"/>
-          </w:rPr>
-          <w:t xml:space="preserve">Google Summer of Code 2015</w:t>
-        </w:r>
-      </w:hyperlink>
-      <w:r>
-        <w:br/>
-      </w:r>
-      <w:r>
-        <w:t xml:space="preserve">:: Participant in the Google Summer of Code 2015. Ported Lua test suite to</w:t>
-      </w:r>
-      <w:r>
-        <w:t xml:space="preserve"> </w:t>
-      </w:r>
-      <w:r>
-        <w:t xml:space="preserve">NetBSD kernel space – GitHub.com/gszr/luatests</w:t>
-      </w:r>
-    </w:p>
-    <w:p>
-      <w:pPr>
-        <w:pStyle w:val="DefinitionTerm"/>
-      </w:pPr>
-      <w:r>
-        <w:t xml:space="preserve">Jan 2014-Jul 2015</w:t>
-      </w:r>
-    </w:p>
-    <w:p>
-      <w:pPr>
-        <w:pStyle w:val="Definition"/>
-      </w:pPr>
-      <w:r>
-        <w:t xml:space="preserve">Programmer, Macro Softwares</w:t>
-      </w:r>
-      <w:r>
-        <w:br/>
-      </w:r>
-      <w:r>
-        <w:t xml:space="preserve">:: Part-time programmer, while in college. Developed an Android app for</w:t>
-      </w:r>
-      <w:r>
-        <w:t xml:space="preserve"> </w:t>
-      </w:r>
-      <w:r>
-        <w:t xml:space="preserve">package delivery management along with spring RESTful web services used by the</w:t>
-      </w:r>
-      <w:r>
-        <w:t xml:space="preserve"> </w:t>
-      </w:r>
-      <w:r>
-        <w:t xml:space="preserve">app and related software. It’s on Brazil’s Google Play Store under the name</w:t>
-      </w:r>
-      <w:r>
-        <w:t xml:space="preserve"> </w:t>
-      </w:r>
-      <w:r>
-        <w:t xml:space="preserve">“Entregador Online”</w:t>
-      </w:r>
-    </w:p>
-    <w:bookmarkEnd w:id="27"/>
-    <w:bookmarkStart w:id="28" w:name="education"/>
+    <w:bookmarkStart w:id="9" w:name="X534b7c7f38d64c953d059e98385bb35ffe01995"/>
+    <w:p>
+      <w:pPr>
+        <w:pStyle w:val="Heading3"/>
+      </w:pPr>
+      <w:r>
+        <w:t xml:space="preserve">Sr. Software Engineer — Kong Inc. (Jul 2017–Present)</w:t>
+      </w:r>
+    </w:p>
+    <w:p>
+      <w:pPr>
+        <w:pStyle w:val="Compact"/>
+        <w:numPr>
+          <w:ilvl w:val="0"/>
+          <w:numId w:val="1001"/>
+        </w:numPr>
+      </w:pPr>
+      <w:r>
+        <w:rPr>
+          <w:b/>
+          <w:bCs/>
+        </w:rPr>
+        <w:t xml:space="preserve">Context Mesh (current)</w:t>
+      </w:r>
+      <w:r>
+        <w:t xml:space="preserve"> </w:t>
+      </w:r>
+      <w:r>
+        <w:t xml:space="preserve">— Contributing to Kong Context Mesh, bridging AI</w:t>
+      </w:r>
+      <w:r>
+        <w:t xml:space="preserve"> </w:t>
+      </w:r>
+      <w:r>
+        <w:t xml:space="preserve">agents with enterprise APIs via the Model Context Protocol (MCP). Building</w:t>
+      </w:r>
+      <w:r>
+        <w:t xml:space="preserve"> </w:t>
+      </w:r>
+      <w:r>
+        <w:t xml:space="preserve">tooling that turns existing resources into production-ready MCP servers,</w:t>
+      </w:r>
+      <w:r>
+        <w:t xml:space="preserve"> </w:t>
+      </w:r>
+      <w:r>
+        <w:t xml:space="preserve">working across Go (code generation, OpenAPI parsing) and Python (MCP server</w:t>
+      </w:r>
+      <w:r>
+        <w:t xml:space="preserve"> </w:t>
+      </w:r>
+      <w:r>
+        <w:t xml:space="preserve">runtime) to deliver single-file, self-contained servers.</w:t>
+      </w:r>
+    </w:p>
+    <w:p>
+      <w:pPr>
+        <w:pStyle w:val="Compact"/>
+        <w:numPr>
+          <w:ilvl w:val="0"/>
+          <w:numId w:val="1001"/>
+        </w:numPr>
+      </w:pPr>
+      <w:r>
+        <w:rPr>
+          <w:b/>
+          <w:bCs/>
+        </w:rPr>
+        <w:t xml:space="preserve">Enterprise features</w:t>
+      </w:r>
+      <w:r>
+        <w:t xml:space="preserve"> </w:t>
+      </w:r>
+      <w:r>
+        <w:t xml:space="preserve">— Built core enterprise capabilities including RBAC,</w:t>
+      </w:r>
+      <w:r>
+        <w:t xml:space="preserve"> </w:t>
+      </w:r>
+      <w:r>
+        <w:t xml:space="preserve">Workspaces, and the first license validation module and license generation API.</w:t>
+      </w:r>
+    </w:p>
+    <w:p>
+      <w:pPr>
+        <w:pStyle w:val="Compact"/>
+        <w:numPr>
+          <w:ilvl w:val="0"/>
+          <w:numId w:val="1001"/>
+        </w:numPr>
+      </w:pPr>
+      <w:r>
+        <w:rPr>
+          <w:b/>
+          <w:bCs/>
+        </w:rPr>
+        <w:t xml:space="preserve">Plugin ecosystems</w:t>
+      </w:r>
+      <w:r>
+        <w:t xml:space="preserve"> </w:t>
+      </w:r>
+      <w:r>
+        <w:t xml:space="preserve">— Co-implemented Go plugin support and co-authored</w:t>
+      </w:r>
+      <w:r>
+        <w:t xml:space="preserve"> </w:t>
+      </w:r>
+      <w:r>
+        <w:t xml:space="preserve">several core/enterprise plugins (Request Callout, Proxy Cache, Request</w:t>
+      </w:r>
+      <w:r>
+        <w:t xml:space="preserve"> </w:t>
+      </w:r>
+      <w:r>
+        <w:t xml:space="preserve">Validator, Rate Limiting Advanced, and others).</w:t>
+      </w:r>
+    </w:p>
+    <w:p>
+      <w:pPr>
+        <w:pStyle w:val="Compact"/>
+        <w:numPr>
+          <w:ilvl w:val="0"/>
+          <w:numId w:val="1001"/>
+        </w:numPr>
+      </w:pPr>
+      <w:r>
+        <w:rPr>
+          <w:b/>
+          <w:bCs/>
+        </w:rPr>
+        <w:t xml:space="preserve">Service mesh</w:t>
+      </w:r>
+      <w:r>
+        <w:t xml:space="preserve"> </w:t>
+      </w:r>
+      <w:r>
+        <w:t xml:space="preserve">— Collaborated with the Office of the CTO on the initial</w:t>
+      </w:r>
+      <w:r>
+        <w:t xml:space="preserve"> </w:t>
+      </w:r>
+      <w:r>
+        <w:t xml:space="preserve">release of Kuma, now a CNCF Sandbox project.</w:t>
+      </w:r>
+    </w:p>
+    <w:p>
+      <w:pPr>
+        <w:pStyle w:val="Compact"/>
+        <w:numPr>
+          <w:ilvl w:val="0"/>
+          <w:numId w:val="1001"/>
+        </w:numPr>
+      </w:pPr>
+      <w:r>
+        <w:rPr>
+          <w:b/>
+          <w:bCs/>
+        </w:rPr>
+        <w:t xml:space="preserve">Networking &amp; protocols</w:t>
+      </w:r>
+      <w:r>
+        <w:t xml:space="preserve"> </w:t>
+      </w:r>
+      <w:r>
+        <w:t xml:space="preserve">— Delivered gRPC proxying support for Kong Gateway.</w:t>
+      </w:r>
+    </w:p>
+    <w:p>
+      <w:pPr>
+        <w:pStyle w:val="Compact"/>
+        <w:numPr>
+          <w:ilvl w:val="0"/>
+          <w:numId w:val="1001"/>
+        </w:numPr>
+      </w:pPr>
+      <w:r>
+        <w:rPr>
+          <w:b/>
+          <w:bCs/>
+        </w:rPr>
+        <w:t xml:space="preserve">Supply-chain security &amp; compliance</w:t>
+      </w:r>
+      <w:r>
+        <w:t xml:space="preserve"> </w:t>
+      </w:r>
+      <w:r>
+        <w:t xml:space="preserve">— Co-implemented SBOM generation for</w:t>
+      </w:r>
+      <w:r>
+        <w:t xml:space="preserve"> </w:t>
+      </w:r>
+      <w:r>
+        <w:t xml:space="preserve">Kong Gateway and delivered SLSA-related improvements.</w:t>
+      </w:r>
+    </w:p>
+    <w:p>
+      <w:pPr>
+        <w:pStyle w:val="Compact"/>
+        <w:numPr>
+          <w:ilvl w:val="0"/>
+          <w:numId w:val="1001"/>
+        </w:numPr>
+      </w:pPr>
+      <w:r>
+        <w:rPr>
+          <w:b/>
+          <w:bCs/>
+        </w:rPr>
+        <w:t xml:space="preserve">Cryptography</w:t>
+      </w:r>
+      <w:r>
+        <w:t xml:space="preserve"> </w:t>
+      </w:r>
+      <w:r>
+        <w:t xml:space="preserve">— Co-implemented FIPS 140-2 compatibility for Kong Gateway</w:t>
+      </w:r>
+      <w:r>
+        <w:t xml:space="preserve"> </w:t>
+      </w:r>
+      <w:r>
+        <w:t xml:space="preserve">using BoringSSL.</w:t>
+      </w:r>
+    </w:p>
+    <w:p>
+      <w:pPr>
+        <w:pStyle w:val="Compact"/>
+        <w:numPr>
+          <w:ilvl w:val="0"/>
+          <w:numId w:val="1001"/>
+        </w:numPr>
+      </w:pPr>
+      <w:r>
+        <w:rPr>
+          <w:b/>
+          <w:bCs/>
+        </w:rPr>
+        <w:t xml:space="preserve">Build &amp; delivery automation</w:t>
+      </w:r>
+      <w:r>
+        <w:t xml:space="preserve"> </w:t>
+      </w:r>
+      <w:r>
+        <w:t xml:space="preserve">— Designed Kong Enterprise’s first artifact</w:t>
+      </w:r>
+      <w:r>
+        <w:t xml:space="preserve"> </w:t>
+      </w:r>
+      <w:r>
+        <w:t xml:space="preserve">delivery pipeline, reducing package and Docker image build times to under 10</w:t>
+      </w:r>
+      <w:r>
+        <w:t xml:space="preserve"> </w:t>
+      </w:r>
+      <w:r>
+        <w:t xml:space="preserve">minutes.</w:t>
+      </w:r>
+    </w:p>
+    <w:p>
+      <w:pPr>
+        <w:pStyle w:val="Compact"/>
+        <w:numPr>
+          <w:ilvl w:val="0"/>
+          <w:numId w:val="1001"/>
+        </w:numPr>
+      </w:pPr>
+      <w:r>
+        <w:rPr>
+          <w:b/>
+          <w:bCs/>
+        </w:rPr>
+        <w:t xml:space="preserve">Release engineering</w:t>
+      </w:r>
+      <w:r>
+        <w:t xml:space="preserve"> </w:t>
+      </w:r>
+      <w:r>
+        <w:t xml:space="preserve">— Acted as release engineer for 6 Kong Enterprise</w:t>
+      </w:r>
+      <w:r>
+        <w:t xml:space="preserve"> </w:t>
+      </w:r>
+      <w:r>
+        <w:t xml:space="preserve">releases, plus customer-specific builds.</w:t>
+      </w:r>
+    </w:p>
+    <w:bookmarkEnd w:id="9"/>
+    <w:bookmarkStart w:id="10" w:name="Xcbeaa9550f1b97818080d181656039878ffd961"/>
+    <w:p>
+      <w:pPr>
+        <w:pStyle w:val="Heading3"/>
+      </w:pPr>
+      <w:r>
+        <w:t xml:space="preserve">Backend Engineer — Appbase.io (Oct 2016–Jul 2017)</w:t>
+      </w:r>
+    </w:p>
+    <w:p>
+      <w:pPr>
+        <w:pStyle w:val="Compact"/>
+        <w:numPr>
+          <w:ilvl w:val="0"/>
+          <w:numId w:val="1002"/>
+        </w:numPr>
+      </w:pPr>
+      <w:r>
+        <w:t xml:space="preserve">Designed and built a data streaming layer for Elasticsearch (2.x and 5.x)</w:t>
+      </w:r>
+      <w:r>
+        <w:t xml:space="preserve"> </w:t>
+      </w:r>
+      <w:r>
+        <w:t xml:space="preserve">based on OpenResty (Nginx + Lua).</w:t>
+      </w:r>
+    </w:p>
+    <w:p>
+      <w:pPr>
+        <w:pStyle w:val="Compact"/>
+        <w:numPr>
+          <w:ilvl w:val="0"/>
+          <w:numId w:val="1002"/>
+        </w:numPr>
+      </w:pPr>
+      <w:r>
+        <w:t xml:space="preserve">Built tooling to automate Elasticsearch benchmarks end-to-end, from cluster</w:t>
+      </w:r>
+      <w:r>
+        <w:t xml:space="preserve"> </w:t>
+      </w:r>
+      <w:r>
+        <w:t xml:space="preserve">provisioning to benchmark execution using Elasticsearch Rally.</w:t>
+      </w:r>
+    </w:p>
+    <w:bookmarkEnd w:id="10"/>
+    <w:bookmarkStart w:id="11" w:name="X1fb9c7b6ddd1b2f9290294c1a93ac9643534dbe"/>
+    <w:p>
+      <w:pPr>
+        <w:pStyle w:val="Heading3"/>
+      </w:pPr>
+      <w:r>
+        <w:t xml:space="preserve">Student Developer — Google Summer of Code 2015 (Mar–Aug 2015)</w:t>
+      </w:r>
+    </w:p>
+    <w:p>
+      <w:pPr>
+        <w:pStyle w:val="Compact"/>
+        <w:numPr>
+          <w:ilvl w:val="0"/>
+          <w:numId w:val="1003"/>
+        </w:numPr>
+      </w:pPr>
+      <w:r>
+        <w:t xml:space="preserve">Contributed to the NetBSD kernel port of Lua by porting the Lua test suite</w:t>
+      </w:r>
+      <w:r>
+        <w:t xml:space="preserve"> </w:t>
+      </w:r>
+      <w:r>
+        <w:t xml:space="preserve">to kernel space and resolving defects identified in the process. Subsequently</w:t>
+      </w:r>
+      <w:r>
+        <w:t xml:space="preserve"> </w:t>
+      </w:r>
+      <w:r>
+        <w:t xml:space="preserve">accepted as a developer by The NetBSD Foundation.</w:t>
+      </w:r>
+    </w:p>
+    <w:bookmarkEnd w:id="11"/>
+    <w:bookmarkStart w:id="12" w:name="X48e481881724448cf06deb5bca041281c5f4b82"/>
+    <w:p>
+      <w:pPr>
+        <w:pStyle w:val="Heading3"/>
+      </w:pPr>
+      <w:r>
+        <w:t xml:space="preserve">Programmer — Entregador Online (Jan 2014–Jun 2015)</w:t>
+      </w:r>
+    </w:p>
+    <w:p>
+      <w:pPr>
+        <w:pStyle w:val="Compact"/>
+        <w:numPr>
+          <w:ilvl w:val="0"/>
+          <w:numId w:val="1004"/>
+        </w:numPr>
+      </w:pPr>
+      <w:r>
+        <w:t xml:space="preserve">Built an Android app for package delivery management and its supporting</w:t>
+      </w:r>
+      <w:r>
+        <w:t xml:space="preserve"> </w:t>
+      </w:r>
+      <w:r>
+        <w:t xml:space="preserve">Spring Boot REST APIs, shipped to the Google Play Store.</w:t>
+      </w:r>
+    </w:p>
+    <w:bookmarkEnd w:id="12"/>
+    <w:bookmarkEnd w:id="13"/>
+    <w:bookmarkStart w:id="17" w:name="education"/>
     <w:p>
       <w:pPr>
         <w:pStyle w:val="Heading2"/>
@@ -249,113 +424,120 @@
         <w:t xml:space="preserve">Education</w:t>
       </w:r>
     </w:p>
-    <w:p>
-      <w:pPr>
-        <w:pStyle w:val="DefinitionTerm"/>
-      </w:pPr>
-      <w:r>
-        <w:t xml:space="preserve">Since 2025</w:t>
-      </w:r>
-    </w:p>
-    <w:p>
-      <w:pPr>
-        <w:pStyle w:val="Definition"/>
-      </w:pPr>
-      <w:r>
-        <w:t xml:space="preserve">M.Sc, Computer Science, Georgia Institute of Technology, United States</w:t>
-      </w:r>
-    </w:p>
-    <w:p>
-      <w:pPr>
-        <w:pStyle w:val="Definition"/>
-      </w:pPr>
-      <w:r>
-        <w:t xml:space="preserve">Coursework</w:t>
-      </w:r>
-      <w:r>
-        <w:br/>
-      </w:r>
-      <w:r>
-        <w:t xml:space="preserve">:: Applied Cryptography</w:t>
-      </w:r>
-    </w:p>
-    <w:p>
-      <w:pPr>
-        <w:pStyle w:val="DefinitionTerm"/>
-      </w:pPr>
-      <w:r>
-        <w:t xml:space="preserve">2011-2016</w:t>
-      </w:r>
-    </w:p>
-    <w:p>
-      <w:pPr>
-        <w:pStyle w:val="Definition"/>
-      </w:pPr>
-      <w:r>
-        <w:t xml:space="preserve">B.Sc, Computer Science, Universidade Federal de Goiás, Goiânia, Brazil</w:t>
-      </w:r>
-    </w:p>
-    <w:p>
-      <w:pPr>
-        <w:pStyle w:val="Definition"/>
-      </w:pPr>
-      <w:r>
-        <w:t xml:space="preserve">Teaching Assistant:</w:t>
-      </w:r>
-      <w:r>
-        <w:br/>
-      </w:r>
-      <w:r>
-        <w:t xml:space="preserve">:: Software Construction, Operating Systems, and Formal Languages &amp; Automata</w:t>
-      </w:r>
-    </w:p>
-    <w:p>
-      <w:pPr>
-        <w:pStyle w:val="Definition"/>
+    <w:bookmarkStart w:id="14" w:name="X34260030208bfa79ec7477fae53485da1c4f61c"/>
+    <w:p>
+      <w:pPr>
+        <w:pStyle w:val="Heading3"/>
+      </w:pPr>
+      <w:r>
+        <w:t xml:space="preserve">M.Sc, Computer Science — Georgia Institute of Technology (2025, on hold)</w:t>
+      </w:r>
+    </w:p>
+    <w:p>
+      <w:pPr>
+        <w:pStyle w:val="Compact"/>
+        <w:numPr>
+          <w:ilvl w:val="0"/>
+          <w:numId w:val="1005"/>
+        </w:numPr>
+      </w:pPr>
+      <w:r>
+        <w:t xml:space="preserve">Coursework: Applied Cryptography</w:t>
+      </w:r>
+    </w:p>
+    <w:bookmarkEnd w:id="14"/>
+    <w:bookmarkStart w:id="15" w:name="X98342b8b8463a80a1e0cc5a79658a1b79390550"/>
+    <w:p>
+      <w:pPr>
+        <w:pStyle w:val="Heading3"/>
+      </w:pPr>
+      <w:r>
+        <w:t xml:space="preserve">B.Sc, Computer Science — Universidade Federal de Goiás (2011–2016)</w:t>
+      </w:r>
+    </w:p>
+    <w:p>
+      <w:pPr>
+        <w:pStyle w:val="Compact"/>
+        <w:numPr>
+          <w:ilvl w:val="0"/>
+          <w:numId w:val="1006"/>
+        </w:numPr>
+      </w:pPr>
+      <w:r>
+        <w:t xml:space="preserve">Teaching Assistant: Software Construction, Operating Systems, and Formal</w:t>
+      </w:r>
+      <w:r>
+        <w:t xml:space="preserve"> </w:t>
+      </w:r>
+      <w:r>
+        <w:t xml:space="preserve">Languages &amp; Automata</w:t>
+      </w:r>
+    </w:p>
+    <w:p>
+      <w:pPr>
+        <w:pStyle w:val="Compact"/>
+        <w:numPr>
+          <w:ilvl w:val="0"/>
+          <w:numId w:val="1006"/>
+        </w:numPr>
       </w:pPr>
       <w:r>
         <w:t xml:space="preserve">Research Assistant:</w:t>
       </w:r>
-      <w:r>
-        <w:br/>
-      </w:r>
-      <w:r>
-        <w:t xml:space="preserve">:: 2011-2012: Evaluation of IPv6 stacks for low-power devices</w:t>
-      </w:r>
-      <w:r>
-        <w:br/>
-      </w:r>
-      <w:r>
-        <w:t xml:space="preserve">:: 2011: Coordination primitives in event-driven concurrent/distributed systems</w:t>
-      </w:r>
-    </w:p>
-    <w:p>
-      <w:pPr>
-        <w:pStyle w:val="DefinitionTerm"/>
-      </w:pPr>
-      <w:r>
-        <w:t xml:space="preserve">2012-2013</w:t>
-      </w:r>
-    </w:p>
-    <w:p>
-      <w:pPr>
-        <w:pStyle w:val="Definition"/>
-      </w:pPr>
-      <w:r>
-        <w:t xml:space="preserve">Non-Degree, Computer Science, University of South Carolina, Columbia</w:t>
-      </w:r>
-    </w:p>
-    <w:p>
-      <w:pPr>
-        <w:pStyle w:val="Definition"/>
-      </w:pPr>
-      <w:r>
-        <w:t xml:space="preserve">Under full scholarship, awarded by the Ministry of Education, Brazil</w:t>
-      </w:r>
-    </w:p>
-    <w:p>
-      <w:pPr>
-        <w:pStyle w:val="Definition"/>
+    </w:p>
+    <w:p>
+      <w:pPr>
+        <w:pStyle w:val="Compact"/>
+        <w:numPr>
+          <w:ilvl w:val="1"/>
+          <w:numId w:val="1007"/>
+        </w:numPr>
+      </w:pPr>
+      <w:r>
+        <w:t xml:space="preserve">2011–2012: Evaluation of IPv6 stacks for low-power devices</w:t>
+      </w:r>
+    </w:p>
+    <w:p>
+      <w:pPr>
+        <w:pStyle w:val="Compact"/>
+        <w:numPr>
+          <w:ilvl w:val="1"/>
+          <w:numId w:val="1007"/>
+        </w:numPr>
+      </w:pPr>
+      <w:r>
+        <w:t xml:space="preserve">2011: Coordination primitives in event-driven concurrent/distributed systems</w:t>
+      </w:r>
+    </w:p>
+    <w:bookmarkEnd w:id="15"/>
+    <w:bookmarkStart w:id="16" w:name="Xac2e82665b5231cdcdfec2deb8a6f7096b7f258"/>
+    <w:p>
+      <w:pPr>
+        <w:pStyle w:val="Heading3"/>
+      </w:pPr>
+      <w:r>
+        <w:t xml:space="preserve">Non-Degree, Computer Science — University of South Carolina (2012–2013)</w:t>
+      </w:r>
+    </w:p>
+    <w:p>
+      <w:pPr>
+        <w:pStyle w:val="Compact"/>
+        <w:numPr>
+          <w:ilvl w:val="0"/>
+          <w:numId w:val="1008"/>
+        </w:numPr>
+      </w:pPr>
+      <w:r>
+        <w:t xml:space="preserve">Full scholarship, awarded by the Ministry of Education, Brazil</w:t>
+      </w:r>
+    </w:p>
+    <w:p>
+      <w:pPr>
+        <w:pStyle w:val="Compact"/>
+        <w:numPr>
+          <w:ilvl w:val="0"/>
+          <w:numId w:val="1008"/>
+        </w:numPr>
       </w:pPr>
       <w:r>
         <w:t xml:space="preserve">Alpha Lambda Delta Honor Society, Dean’s Honor List</w:t>
@@ -363,20 +545,19 @@
     </w:p>
     <w:p>
       <w:pPr>
-        <w:pStyle w:val="Definition"/>
-      </w:pPr>
-      <w:r>
-        <w:t xml:space="preserve">Part-time programmer</w:t>
-      </w:r>
-      <w:r>
-        <w:br/>
-      </w:r>
-      <w:r>
-        <w:t xml:space="preserve">:: Developed a medical records app for the medical school</w:t>
-      </w:r>
-    </w:p>
-    <w:bookmarkEnd w:id="28"/>
-    <w:bookmarkStart w:id="29" w:name="technical"/>
+        <w:pStyle w:val="Compact"/>
+        <w:numPr>
+          <w:ilvl w:val="0"/>
+          <w:numId w:val="1008"/>
+        </w:numPr>
+      </w:pPr>
+      <w:r>
+        <w:t xml:space="preserve">Developed a medical records app for the medical school</w:t>
+      </w:r>
+    </w:p>
+    <w:bookmarkEnd w:id="16"/>
+    <w:bookmarkEnd w:id="17"/>
+    <w:bookmarkStart w:id="18" w:name="technical"/>
     <w:p>
       <w:pPr>
         <w:pStyle w:val="Heading2"/>
@@ -390,75 +571,135 @@
         <w:pStyle w:val="Compact"/>
         <w:numPr>
           <w:ilvl w:val="0"/>
-          <w:numId w:val="1001"/>
-        </w:numPr>
-      </w:pPr>
-      <w:r>
-        <w:t xml:space="preserve">Experience with C, Lua, Golang, Java, Python, Shell scripting</w:t>
-      </w:r>
-    </w:p>
-    <w:p>
-      <w:pPr>
-        <w:pStyle w:val="Compact"/>
-        <w:numPr>
-          <w:ilvl w:val="0"/>
-          <w:numId w:val="1001"/>
-        </w:numPr>
-      </w:pPr>
-      <w:r>
-        <w:t xml:space="preserve">Proficient Linux and BSD user (NetBSD and FreeBSD)</w:t>
-      </w:r>
-    </w:p>
-    <w:p>
-      <w:pPr>
-        <w:pStyle w:val="Compact"/>
-        <w:numPr>
-          <w:ilvl w:val="0"/>
-          <w:numId w:val="1001"/>
-        </w:numPr>
-      </w:pPr>
-      <w:r>
-        <w:t xml:space="preserve">Proficient with Docker, Docker Machine, Docker Compose</w:t>
-      </w:r>
-    </w:p>
-    <w:p>
-      <w:pPr>
-        <w:pStyle w:val="Compact"/>
-        <w:numPr>
-          <w:ilvl w:val="0"/>
-          <w:numId w:val="1001"/>
-        </w:numPr>
-      </w:pPr>
-      <w:r>
-        <w:t xml:space="preserve">Working experience with Postgres, Cassandra, Redis, Memcached, Elasticsearch</w:t>
-      </w:r>
-    </w:p>
-    <w:p>
-      <w:pPr>
-        <w:pStyle w:val="Compact"/>
-        <w:numPr>
-          <w:ilvl w:val="0"/>
-          <w:numId w:val="1001"/>
-        </w:numPr>
-      </w:pPr>
-      <w:r>
-        <w:t xml:space="preserve">Working experience with OpenResty, Nginx</w:t>
-      </w:r>
-    </w:p>
-    <w:p>
-      <w:pPr>
-        <w:pStyle w:val="Compact"/>
-        <w:numPr>
-          <w:ilvl w:val="0"/>
-          <w:numId w:val="1001"/>
-        </w:numPr>
-      </w:pPr>
-      <w:r>
-        <w:t xml:space="preserve">Working experience with Git, SVN, and CVS</w:t>
-      </w:r>
-    </w:p>
-    <w:bookmarkEnd w:id="29"/>
-    <w:bookmarkStart w:id="34" w:name="associations"/>
+          <w:numId w:val="1009"/>
+        </w:numPr>
+      </w:pPr>
+      <w:r>
+        <w:rPr>
+          <w:b/>
+          <w:bCs/>
+        </w:rPr>
+        <w:t xml:space="preserve">Languages:</w:t>
+      </w:r>
+      <w:r>
+        <w:t xml:space="preserve"> </w:t>
+      </w:r>
+      <w:r>
+        <w:t xml:space="preserve">Go, C, Lua, Python, Java, Shell</w:t>
+      </w:r>
+    </w:p>
+    <w:p>
+      <w:pPr>
+        <w:pStyle w:val="Compact"/>
+        <w:numPr>
+          <w:ilvl w:val="0"/>
+          <w:numId w:val="1009"/>
+        </w:numPr>
+      </w:pPr>
+      <w:r>
+        <w:rPr>
+          <w:b/>
+          <w:bCs/>
+        </w:rPr>
+        <w:t xml:space="preserve">Protocols &amp; standards:</w:t>
+      </w:r>
+      <w:r>
+        <w:t xml:space="preserve"> </w:t>
+      </w:r>
+      <w:r>
+        <w:t xml:space="preserve">MCP, gRPC, OpenAPI, REST</w:t>
+      </w:r>
+    </w:p>
+    <w:p>
+      <w:pPr>
+        <w:pStyle w:val="Compact"/>
+        <w:numPr>
+          <w:ilvl w:val="0"/>
+          <w:numId w:val="1009"/>
+        </w:numPr>
+      </w:pPr>
+      <w:r>
+        <w:rPr>
+          <w:b/>
+          <w:bCs/>
+        </w:rPr>
+        <w:t xml:space="preserve">Infrastructure:</w:t>
+      </w:r>
+      <w:r>
+        <w:t xml:space="preserve"> </w:t>
+      </w:r>
+      <w:r>
+        <w:t xml:space="preserve">Docker, Nginx/OpenResty, CI/CD</w:t>
+      </w:r>
+    </w:p>
+    <w:p>
+      <w:pPr>
+        <w:pStyle w:val="Compact"/>
+        <w:numPr>
+          <w:ilvl w:val="0"/>
+          <w:numId w:val="1009"/>
+        </w:numPr>
+      </w:pPr>
+      <w:r>
+        <w:rPr>
+          <w:b/>
+          <w:bCs/>
+        </w:rPr>
+        <w:t xml:space="preserve">Security &amp; compliance:</w:t>
+      </w:r>
+      <w:r>
+        <w:t xml:space="preserve"> </w:t>
+      </w:r>
+      <w:r>
+        <w:t xml:space="preserve">FIPS 140-2, BoringSSL, SBOM, SLSA</w:t>
+      </w:r>
+    </w:p>
+    <w:p>
+      <w:pPr>
+        <w:pStyle w:val="Compact"/>
+        <w:numPr>
+          <w:ilvl w:val="0"/>
+          <w:numId w:val="1009"/>
+        </w:numPr>
+      </w:pPr>
+      <w:r>
+        <w:rPr>
+          <w:b/>
+          <w:bCs/>
+        </w:rPr>
+        <w:t xml:space="preserve">Databases:</w:t>
+      </w:r>
+      <w:r>
+        <w:t xml:space="preserve"> </w:t>
+      </w:r>
+      <w:r>
+        <w:t xml:space="preserve">PostgreSQL, Cassandra, Redis, Memcached, Elasticsearch</w:t>
+      </w:r>
+    </w:p>
+    <w:p>
+      <w:pPr>
+        <w:pStyle w:val="Compact"/>
+        <w:numPr>
+          <w:ilvl w:val="0"/>
+          <w:numId w:val="1009"/>
+        </w:numPr>
+      </w:pPr>
+      <w:r>
+        <w:rPr>
+          <w:b/>
+          <w:bCs/>
+        </w:rPr>
+        <w:t xml:space="preserve">Systems:</w:t>
+      </w:r>
+      <w:r>
+        <w:t xml:space="preserve"> </w:t>
+      </w:r>
+      <w:r>
+        <w:t xml:space="preserve">Linux, NetBSD, FreeBSD</w:t>
+      </w:r>
+    </w:p>
+    <w:bookmarkEnd w:id="18"/>
+    <w:bookmarkStart w:id="19" w:name="associations"/>
     <w:p>
       <w:pPr>
         <w:pStyle w:val="Heading2"/>
@@ -469,140 +710,18 @@
     </w:p>
     <w:p>
       <w:pPr>
-        <w:pStyle w:val="DefinitionTerm"/>
-      </w:pPr>
-      <w:r>
-        <w:t xml:space="preserve">Since 2011</w:t>
-      </w:r>
-    </w:p>
-    <w:p>
-      <w:pPr>
-        <w:pStyle w:val="Definition"/>
-      </w:pPr>
-      <w:r>
-        <w:t xml:space="preserve">Professional</w:t>
-      </w:r>
-      <w:r>
-        <w:t xml:space="preserve"> </w:t>
-      </w:r>
-      <w:hyperlink r:id="rId30">
-        <w:r>
-          <w:rPr>
-            <w:rStyle w:val="Hyperlink"/>
-          </w:rPr>
-          <w:t xml:space="preserve">Member</w:t>
-        </w:r>
-      </w:hyperlink>
-      <w:r>
-        <w:t xml:space="preserve"> </w:t>
-      </w:r>
-      <w:r>
-        <w:t xml:space="preserve">at the</w:t>
-      </w:r>
-      <w:r>
-        <w:t xml:space="preserve"> </w:t>
-      </w:r>
-      <w:hyperlink r:id="rId31">
-        <w:r>
-          <w:rPr>
-            <w:rStyle w:val="Hyperlink"/>
-          </w:rPr>
-          <w:t xml:space="preserve">Association for Computing Machinery</w:t>
-        </w:r>
-      </w:hyperlink>
-    </w:p>
-    <w:p>
-      <w:pPr>
-        <w:pStyle w:val="DefinitionTerm"/>
-      </w:pPr>
-      <w:r>
-        <w:t xml:space="preserve">Since 2015</w:t>
-      </w:r>
-    </w:p>
-    <w:p>
-      <w:pPr>
-        <w:pStyle w:val="Definition"/>
-      </w:pPr>
-      <w:r>
-        <w:t xml:space="preserve">Volunteer Developer,</w:t>
-      </w:r>
-      <w:r>
-        <w:t xml:space="preserve"> </w:t>
-      </w:r>
-      <w:hyperlink r:id="rId32">
-        <w:r>
-          <w:rPr>
-            <w:rStyle w:val="Hyperlink"/>
-          </w:rPr>
-          <w:t xml:space="preserve">The NetBSD Foundation</w:t>
-        </w:r>
-      </w:hyperlink>
-    </w:p>
-    <w:p>
-      <w:pPr>
-        <w:pStyle w:val="DefinitionTerm"/>
-      </w:pPr>
-      <w:r>
-        <w:t xml:space="preserve">2018-2019</w:t>
-      </w:r>
-    </w:p>
-    <w:p>
-      <w:pPr>
-        <w:pStyle w:val="Definition"/>
-      </w:pPr>
-      <w:r>
-        <w:t xml:space="preserve">Professional Member</w:t>
-      </w:r>
-      <w:r>
-        <w:t xml:space="preserve"> </w:t>
-      </w:r>
-      <w:hyperlink r:id="rId33">
-        <w:r>
-          <w:rPr>
-            <w:rStyle w:val="Hyperlink"/>
-          </w:rPr>
-          <w:t xml:space="preserve">USENIX</w:t>
-        </w:r>
-      </w:hyperlink>
-    </w:p>
-    <w:bookmarkEnd w:id="34"/>
-    <w:bookmarkStart w:id="35" w:name="hobbies"/>
-    <w:p>
-      <w:pPr>
-        <w:pStyle w:val="Heading2"/>
-      </w:pPr>
-      <w:r>
-        <w:t xml:space="preserve">Hobbies</w:t>
-      </w:r>
-    </w:p>
-    <w:p>
-      <w:pPr>
-        <w:pStyle w:val="FirstParagraph"/>
-      </w:pPr>
-      <w:r>
-        <w:t xml:space="preserve">I’m a specialty coffee enthusiast; my favorite method is the v60 pour over – I</w:t>
-      </w:r>
-      <w:r>
-        <w:t xml:space="preserve"> </w:t>
-      </w:r>
-      <w:r>
-        <w:t xml:space="preserve">love how flexible it is and enjoy trying out new technique variations (the Tetsu</w:t>
-      </w:r>
-      <w:r>
-        <w:t xml:space="preserve"> </w:t>
-      </w:r>
-      <w:r>
-        <w:t xml:space="preserve">Kasuya 4:6 one of my go-to). I exercise regularly, mainly at the gym and playing</w:t>
-      </w:r>
-      <w:r>
-        <w:t xml:space="preserve"> </w:t>
-      </w:r>
-      <w:r>
-        <w:t xml:space="preserve">Tennis.</w:t>
-      </w:r>
-    </w:p>
-    <w:bookmarkEnd w:id="35"/>
-    <w:bookmarkEnd w:id="36"/>
+        <w:pStyle w:val="Compact"/>
+        <w:numPr>
+          <w:ilvl w:val="0"/>
+          <w:numId w:val="1010"/>
+        </w:numPr>
+      </w:pPr>
+      <w:r>
+        <w:t xml:space="preserve">Professional Member, Association for Computing Machinery (since 2011)</w:t>
+      </w:r>
+    </w:p>
+    <w:bookmarkEnd w:id="19"/>
+    <w:bookmarkEnd w:id="20"/>
     <w:sectPr>
       <w:footnotePr>
         <w:numRestart w:val="eachSect"/>
@@ -822,6 +941,33 @@
   <w:num w:numId="1001">
     <w:abstractNumId w:val="991"/>
   </w:num>
+  <w:num w:numId="1002">
+    <w:abstractNumId w:val="991"/>
+  </w:num>
+  <w:num w:numId="1003">
+    <w:abstractNumId w:val="991"/>
+  </w:num>
+  <w:num w:numId="1004">
+    <w:abstractNumId w:val="991"/>
+  </w:num>
+  <w:num w:numId="1005">
+    <w:abstractNumId w:val="991"/>
+  </w:num>
+  <w:num w:numId="1006">
+    <w:abstractNumId w:val="991"/>
+  </w:num>
+  <w:num w:numId="1007">
+    <w:abstractNumId w:val="991"/>
+  </w:num>
+  <w:num w:numId="1008">
+    <w:abstractNumId w:val="991"/>
+  </w:num>
+  <w:num w:numId="1009">
+    <w:abstractNumId w:val="991"/>
+  </w:num>
+  <w:num w:numId="1010">
+    <w:abstractNumId w:val="991"/>
+  </w:num>
 </w:numbering>
 </file>
 
@@ -830,10 +976,10 @@
   <w:docDefaults>
     <w:rPrDefault>
       <w:rPr>
-        <w:rFonts w:asciiTheme="minorHAnsi" w:cstheme="minorBidi" w:eastAsiaTheme="minorHAnsi" w:hAnsiTheme="minorHAnsi"/>
+        <w:rFonts w:asciiTheme="minorHAnsi" w:cstheme="minorBidi" w:eastAsiaTheme="minorEastAsia" w:hAnsiTheme="minorHAnsi"/>
         <w:sz w:val="24"/>
         <w:szCs w:val="24"/>
-        <w:lang w:bidi="ar-SA" w:eastAsia="en-US" w:val="en-US"/>
+        <w:lang w:bidi="ar-SA" w:eastAsia="zh-CN" w:val="en-US"/>
       </w:rPr>
     </w:rPrDefault>
     <w:pPrDefault>
@@ -885,8 +1031,6 @@
     </w:pPr>
     <w:rPr>
       <w:rFonts w:asciiTheme="majorHAnsi" w:cstheme="majorBidi" w:eastAsiaTheme="majorEastAsia" w:hAnsiTheme="majorHAnsi"/>
-      <w:spacing w:val="-10"/>
-      <w:kern w:val="28"/>
       <w:sz w:val="56"/>
       <w:szCs w:val="56"/>
     </w:rPr>
@@ -899,8 +1043,6 @@
     <w:rsid w:val="00A10FD9"/>
     <w:rPr>
       <w:rFonts w:asciiTheme="majorHAnsi" w:cstheme="majorBidi" w:eastAsiaTheme="majorEastAsia" w:hAnsiTheme="majorHAnsi"/>
-      <w:spacing w:val="-10"/>
-      <w:kern w:val="28"/>
       <w:sz w:val="56"/>
       <w:szCs w:val="56"/>
     </w:rPr>
@@ -941,23 +1083,31 @@
   </w:style>
   <w:style w:customStyle="1" w:styleId="Author" w:type="paragraph">
     <w:name w:val="Author"/>
+    <w:basedOn w:val="Title"/>
     <w:next w:val="BodyText"/>
     <w:qFormat/>
     <w:pPr>
       <w:keepNext/>
       <w:keepLines/>
-      <w:jc w:val="center"/>
-    </w:pPr>
+    </w:pPr>
+    <w:rPr>
+      <w:sz w:val="24"/>
+      <w:szCs w:val="24"/>
+    </w:rPr>
   </w:style>
   <w:style w:styleId="Date" w:type="paragraph">
     <w:name w:val="Date"/>
+    <w:basedOn w:val="Title"/>
     <w:next w:val="BodyText"/>
     <w:qFormat/>
     <w:pPr>
       <w:keepNext/>
       <w:keepLines/>
-      <w:jc w:val="center"/>
-    </w:pPr>
+    </w:pPr>
+    <w:rPr>
+      <w:sz w:val="24"/>
+      <w:szCs w:val="24"/>
+    </w:rPr>
   </w:style>
   <w:style w:customStyle="1" w:styleId="AbstractTitle" w:type="paragraph">
     <w:name w:val="Abstract Title"/>
@@ -1370,13 +1520,6 @@
       </w:tblCellMar>
     </w:tblPr>
     <w:tblStylePr w:type="firstRow">
-      <w:tblPr>
-        <w:jc w:val="left"/>
-        <w:tblInd w:type="dxa" w:w="0"/>
-      </w:tblPr>
-      <w:trPr>
-        <w:jc w:val="left"/>
-      </w:trPr>
       <w:tcPr>
         <w:tcBorders>
           <w:bottom w:val="single"/>

--- a/cv.docx
+++ b/cv.docx
@@ -2,7 +2,7 @@
 <file path=word/document.xml><?xml version="1.0" encoding="utf-8"?>
 <w:document xmlns:w="http://schemas.openxmlformats.org/wordprocessingml/2006/main" xmlns:m="http://schemas.openxmlformats.org/officeDocument/2006/math" xmlns:r="http://schemas.openxmlformats.org/officeDocument/2006/relationships" xmlns:o="urn:schemas-microsoft-com:office:office" xmlns:v="urn:schemas-microsoft-com:vml" xmlns:w10="urn:schemas-microsoft-com:office:word" xmlns:a="http://schemas.openxmlformats.org/drawingml/2006/main" xmlns:pic="http://schemas.openxmlformats.org/drawingml/2006/picture" xmlns:wp="http://schemas.openxmlformats.org/drawingml/2006/wordprocessingDrawing">
   <w:body>
-    <w:bookmarkStart w:id="20" w:name="guilherme-salazar"/>
+    <w:bookmarkStart w:id="33" w:name="guilherme-salazar"/>
     <w:p>
       <w:pPr>
         <w:pStyle w:val="Heading1"/>
@@ -11,7 +11,72 @@
         <w:t xml:space="preserve">Guilherme Salazar</w:t>
       </w:r>
     </w:p>
-    <w:bookmarkStart w:id="13" w:name="experience"/>
+    <w:p>
+      <w:pPr>
+        <w:pStyle w:val="FirstParagraph"/>
+      </w:pPr>
+      <w:r>
+        <w:t xml:space="preserve">Goiania, Goias, Brazil |</w:t>
+      </w:r>
+      <w:r>
+        <w:t xml:space="preserve"> </w:t>
+      </w:r>
+      <w:hyperlink r:id="rId20">
+        <w:r>
+          <w:rPr>
+            <w:rStyle w:val="Hyperlink"/>
+          </w:rPr>
+          <w:t xml:space="preserve">github.com/gszr</w:t>
+        </w:r>
+      </w:hyperlink>
+      <w:r>
+        <w:t xml:space="preserve"> </w:t>
+      </w:r>
+      <w:r>
+        <w:t xml:space="preserve">|</w:t>
+      </w:r>
+      <w:r>
+        <w:t xml:space="preserve"> </w:t>
+      </w:r>
+      <w:hyperlink r:id="rId21">
+        <w:r>
+          <w:rPr>
+            <w:rStyle w:val="Hyperlink"/>
+          </w:rPr>
+          <w:t xml:space="preserve">linkedin.com/in/gszr</w:t>
+        </w:r>
+      </w:hyperlink>
+      <w:r>
+        <w:t xml:space="preserve"> </w:t>
+      </w:r>
+      <w:r>
+        <w:t xml:space="preserve">|</w:t>
+      </w:r>
+      <w:r>
+        <w:t xml:space="preserve"> </w:t>
+      </w:r>
+      <w:hyperlink r:id="rId22">
+        <w:r>
+          <w:rPr>
+            <w:rStyle w:val="Hyperlink"/>
+          </w:rPr>
+          <w:t xml:space="preserve">gsz@acm.org</w:t>
+        </w:r>
+      </w:hyperlink>
+    </w:p>
+    <w:p>
+      <w:pPr>
+        <w:pStyle w:val="BodyText"/>
+      </w:pPr>
+      <w:r>
+        <w:rPr>
+          <w:iCs/>
+          <w:i/>
+        </w:rPr>
+        <w:t xml:space="preserve">Software engineer with 10+ years of experience building foundational API infrastructure. Staff Software Engineer at JetStream Security, working on AI governance for agentic systems. Previously spent nearly nine years at Kong shaping how traffic flows between services across Kong Gateway and Kong Enterprise, most recently building AI-agent tooling (Context Mesh).</w:t>
+      </w:r>
+    </w:p>
+    <w:bookmarkStart w:id="27" w:name="experience"/>
     <w:p>
       <w:pPr>
         <w:pStyle w:val="Heading2"/>
@@ -20,73 +85,71 @@
         <w:t xml:space="preserve">Experience</w:t>
       </w:r>
     </w:p>
-    <w:bookmarkStart w:id="9" w:name="X534b7c7f38d64c953d059e98385bb35ffe01995"/>
+    <w:bookmarkStart w:id="23" w:name="X04873ff9d88181c70695ac83201e732b6a1b76d"/>
     <w:p>
       <w:pPr>
         <w:pStyle w:val="Heading3"/>
       </w:pPr>
       <w:r>
-        <w:t xml:space="preserve">Sr. Software Engineer — Kong Inc. (Jul 2017–Present)</w:t>
-      </w:r>
-    </w:p>
-    <w:p>
-      <w:pPr>
-        <w:pStyle w:val="Compact"/>
+        <w:t xml:space="preserve">Staff Software Engineer - JetStream Security (Jun 2026-Present)</w:t>
+      </w:r>
+    </w:p>
+    <w:p>
+      <w:pPr>
         <w:numPr>
           <w:ilvl w:val="0"/>
           <w:numId w:val="1001"/>
         </w:numPr>
+        <w:pStyle w:val="Compact"/>
+      </w:pPr>
+      <w:r>
+        <w:t xml:space="preserve">Building infrastructure for governance, observability, and security of enterprise AI traffic.</w:t>
+      </w:r>
+    </w:p>
+    <w:bookmarkEnd w:id="23"/>
+    <w:bookmarkStart w:id="24" w:name="X1b2582f7edd4ecc22a91560e51f7b567e43c8ae"/>
+    <w:p>
+      <w:pPr>
+        <w:pStyle w:val="Heading3"/>
+      </w:pPr>
+      <w:r>
+        <w:t xml:space="preserve">Sr. Software Engineer - Kong Inc. (Jul 2017-May 2026)</w:t>
+      </w:r>
+    </w:p>
+    <w:p>
+      <w:pPr>
+        <w:numPr>
+          <w:ilvl w:val="0"/>
+          <w:numId w:val="1002"/>
+        </w:numPr>
+        <w:pStyle w:val="Compact"/>
       </w:pPr>
       <w:r>
         <w:rPr>
+          <w:bCs/>
           <w:b/>
+        </w:rPr>
+        <w:t xml:space="preserve">Context Mesh</w:t>
+      </w:r>
+      <w:r>
+        <w:t xml:space="preserve"> </w:t>
+      </w:r>
+      <w:r>
+        <w:t xml:space="preserve">- Built tooling that turned existing resources into production-ready MCP servers, working across Go (code generation, OpenAPI parsing) and Python (MCP server runtime) to deliver single-file, self-contained servers.</w:t>
+      </w:r>
+    </w:p>
+    <w:p>
+      <w:pPr>
+        <w:numPr>
+          <w:ilvl w:val="0"/>
+          <w:numId w:val="1002"/>
+        </w:numPr>
+        <w:pStyle w:val="Compact"/>
+      </w:pPr>
+      <w:r>
+        <w:rPr>
           <w:bCs/>
-        </w:rPr>
-        <w:t xml:space="preserve">Context Mesh (current)</w:t>
-      </w:r>
-      <w:r>
-        <w:t xml:space="preserve"> </w:t>
-      </w:r>
-      <w:r>
-        <w:t xml:space="preserve">— Contributing to Kong Context Mesh, bridging AI</w:t>
-      </w:r>
-      <w:r>
-        <w:t xml:space="preserve"> </w:t>
-      </w:r>
-      <w:r>
-        <w:t xml:space="preserve">agents with enterprise APIs via the Model Context Protocol (MCP). Building</w:t>
-      </w:r>
-      <w:r>
-        <w:t xml:space="preserve"> </w:t>
-      </w:r>
-      <w:r>
-        <w:t xml:space="preserve">tooling that turns existing resources into production-ready MCP servers,</w:t>
-      </w:r>
-      <w:r>
-        <w:t xml:space="preserve"> </w:t>
-      </w:r>
-      <w:r>
-        <w:t xml:space="preserve">working across Go (code generation, OpenAPI parsing) and Python (MCP server</w:t>
-      </w:r>
-      <w:r>
-        <w:t xml:space="preserve"> </w:t>
-      </w:r>
-      <w:r>
-        <w:t xml:space="preserve">runtime) to deliver single-file, self-contained servers.</w:t>
-      </w:r>
-    </w:p>
-    <w:p>
-      <w:pPr>
-        <w:pStyle w:val="Compact"/>
-        <w:numPr>
-          <w:ilvl w:val="0"/>
-          <w:numId w:val="1001"/>
-        </w:numPr>
-      </w:pPr>
-      <w:r>
-        <w:rPr>
           <w:b/>
-          <w:bCs/>
         </w:rPr>
         <w:t xml:space="preserve">Enterprise features</w:t>
       </w:r>
@@ -94,27 +157,21 @@
         <w:t xml:space="preserve"> </w:t>
       </w:r>
       <w:r>
-        <w:t xml:space="preserve">— Built core enterprise capabilities including RBAC,</w:t>
-      </w:r>
-      <w:r>
-        <w:t xml:space="preserve"> </w:t>
-      </w:r>
-      <w:r>
-        <w:t xml:space="preserve">Workspaces, and the first license validation module and license generation API.</w:t>
-      </w:r>
-    </w:p>
-    <w:p>
-      <w:pPr>
-        <w:pStyle w:val="Compact"/>
-        <w:numPr>
-          <w:ilvl w:val="0"/>
-          <w:numId w:val="1001"/>
-        </w:numPr>
+        <w:t xml:space="preserve">- Built core enterprise capabilities including RBAC, Workspaces, and the first license validation module and license generation API.</w:t>
+      </w:r>
+    </w:p>
+    <w:p>
+      <w:pPr>
+        <w:numPr>
+          <w:ilvl w:val="0"/>
+          <w:numId w:val="1002"/>
+        </w:numPr>
+        <w:pStyle w:val="Compact"/>
       </w:pPr>
       <w:r>
         <w:rPr>
+          <w:bCs/>
           <w:b/>
-          <w:bCs/>
         </w:rPr>
         <w:t xml:space="preserve">Plugin ecosystems</w:t>
       </w:r>
@@ -122,33 +179,21 @@
         <w:t xml:space="preserve"> </w:t>
       </w:r>
       <w:r>
-        <w:t xml:space="preserve">— Co-implemented Go plugin support and co-authored</w:t>
-      </w:r>
-      <w:r>
-        <w:t xml:space="preserve"> </w:t>
-      </w:r>
-      <w:r>
-        <w:t xml:space="preserve">several core/enterprise plugins (Request Callout, Proxy Cache, Request</w:t>
-      </w:r>
-      <w:r>
-        <w:t xml:space="preserve"> </w:t>
-      </w:r>
-      <w:r>
-        <w:t xml:space="preserve">Validator, Rate Limiting Advanced, and others).</w:t>
-      </w:r>
-    </w:p>
-    <w:p>
-      <w:pPr>
-        <w:pStyle w:val="Compact"/>
-        <w:numPr>
-          <w:ilvl w:val="0"/>
-          <w:numId w:val="1001"/>
-        </w:numPr>
+        <w:t xml:space="preserve">- Co-implemented Go plugin support and co-authored several core/enterprise plugins (Request Callout, Proxy Cache, Request Validator, Rate Limiting Advanced, and others).</w:t>
+      </w:r>
+    </w:p>
+    <w:p>
+      <w:pPr>
+        <w:numPr>
+          <w:ilvl w:val="0"/>
+          <w:numId w:val="1002"/>
+        </w:numPr>
+        <w:pStyle w:val="Compact"/>
       </w:pPr>
       <w:r>
         <w:rPr>
+          <w:bCs/>
           <w:b/>
-          <w:bCs/>
         </w:rPr>
         <w:t xml:space="preserve">Service mesh</w:t>
       </w:r>
@@ -156,27 +201,21 @@
         <w:t xml:space="preserve"> </w:t>
       </w:r>
       <w:r>
-        <w:t xml:space="preserve">— Collaborated with the Office of the CTO on the initial</w:t>
-      </w:r>
-      <w:r>
-        <w:t xml:space="preserve"> </w:t>
-      </w:r>
-      <w:r>
-        <w:t xml:space="preserve">release of Kuma, now a CNCF Sandbox project.</w:t>
-      </w:r>
-    </w:p>
-    <w:p>
-      <w:pPr>
-        <w:pStyle w:val="Compact"/>
-        <w:numPr>
-          <w:ilvl w:val="0"/>
-          <w:numId w:val="1001"/>
-        </w:numPr>
+        <w:t xml:space="preserve">- Collaborated with the Office of the CTO on the initial release of Kuma, now a CNCF Sandbox project.</w:t>
+      </w:r>
+    </w:p>
+    <w:p>
+      <w:pPr>
+        <w:numPr>
+          <w:ilvl w:val="0"/>
+          <w:numId w:val="1002"/>
+        </w:numPr>
+        <w:pStyle w:val="Compact"/>
       </w:pPr>
       <w:r>
         <w:rPr>
+          <w:bCs/>
           <w:b/>
-          <w:bCs/>
         </w:rPr>
         <w:t xml:space="preserve">Networking &amp; protocols</w:t>
       </w:r>
@@ -184,77 +223,43 @@
         <w:t xml:space="preserve"> </w:t>
       </w:r>
       <w:r>
-        <w:t xml:space="preserve">— Delivered gRPC proxying support for Kong Gateway.</w:t>
-      </w:r>
-    </w:p>
-    <w:p>
-      <w:pPr>
-        <w:pStyle w:val="Compact"/>
-        <w:numPr>
-          <w:ilvl w:val="0"/>
-          <w:numId w:val="1001"/>
-        </w:numPr>
+        <w:t xml:space="preserve">- Delivered gRPC proxying support for Kong Gateway.</w:t>
+      </w:r>
+    </w:p>
+    <w:p>
+      <w:pPr>
+        <w:numPr>
+          <w:ilvl w:val="0"/>
+          <w:numId w:val="1002"/>
+        </w:numPr>
+        <w:pStyle w:val="Compact"/>
       </w:pPr>
       <w:r>
         <w:rPr>
+          <w:bCs/>
           <w:b/>
+        </w:rPr>
+        <w:t xml:space="preserve">Security &amp; compliance</w:t>
+      </w:r>
+      <w:r>
+        <w:t xml:space="preserve"> </w:t>
+      </w:r>
+      <w:r>
+        <w:t xml:space="preserve">- Co-implemented SBOM generation and FIPS 140-2 compatibility (using BoringSSL) for Kong Gateway, and delivered SLSA-related supply-chain improvements.</w:t>
+      </w:r>
+    </w:p>
+    <w:p>
+      <w:pPr>
+        <w:numPr>
+          <w:ilvl w:val="0"/>
+          <w:numId w:val="1002"/>
+        </w:numPr>
+        <w:pStyle w:val="Compact"/>
+      </w:pPr>
+      <w:r>
+        <w:rPr>
           <w:bCs/>
-        </w:rPr>
-        <w:t xml:space="preserve">Supply-chain security &amp; compliance</w:t>
-      </w:r>
-      <w:r>
-        <w:t xml:space="preserve"> </w:t>
-      </w:r>
-      <w:r>
-        <w:t xml:space="preserve">— Co-implemented SBOM generation for</w:t>
-      </w:r>
-      <w:r>
-        <w:t xml:space="preserve"> </w:t>
-      </w:r>
-      <w:r>
-        <w:t xml:space="preserve">Kong Gateway and delivered SLSA-related improvements.</w:t>
-      </w:r>
-    </w:p>
-    <w:p>
-      <w:pPr>
-        <w:pStyle w:val="Compact"/>
-        <w:numPr>
-          <w:ilvl w:val="0"/>
-          <w:numId w:val="1001"/>
-        </w:numPr>
-      </w:pPr>
-      <w:r>
-        <w:rPr>
           <w:b/>
-          <w:bCs/>
-        </w:rPr>
-        <w:t xml:space="preserve">Cryptography</w:t>
-      </w:r>
-      <w:r>
-        <w:t xml:space="preserve"> </w:t>
-      </w:r>
-      <w:r>
-        <w:t xml:space="preserve">— Co-implemented FIPS 140-2 compatibility for Kong Gateway</w:t>
-      </w:r>
-      <w:r>
-        <w:t xml:space="preserve"> </w:t>
-      </w:r>
-      <w:r>
-        <w:t xml:space="preserve">using BoringSSL.</w:t>
-      </w:r>
-    </w:p>
-    <w:p>
-      <w:pPr>
-        <w:pStyle w:val="Compact"/>
-        <w:numPr>
-          <w:ilvl w:val="0"/>
-          <w:numId w:val="1001"/>
-        </w:numPr>
-      </w:pPr>
-      <w:r>
-        <w:rPr>
-          <w:b/>
-          <w:bCs/>
         </w:rPr>
         <w:t xml:space="preserve">Build &amp; delivery automation</w:t>
       </w:r>
@@ -262,33 +267,21 @@
         <w:t xml:space="preserve"> </w:t>
       </w:r>
       <w:r>
-        <w:t xml:space="preserve">— Designed Kong Enterprise’s first artifact</w:t>
-      </w:r>
-      <w:r>
-        <w:t xml:space="preserve"> </w:t>
-      </w:r>
-      <w:r>
-        <w:t xml:space="preserve">delivery pipeline, reducing package and Docker image build times to under 10</w:t>
-      </w:r>
-      <w:r>
-        <w:t xml:space="preserve"> </w:t>
-      </w:r>
-      <w:r>
-        <w:t xml:space="preserve">minutes.</w:t>
-      </w:r>
-    </w:p>
-    <w:p>
-      <w:pPr>
-        <w:pStyle w:val="Compact"/>
-        <w:numPr>
-          <w:ilvl w:val="0"/>
-          <w:numId w:val="1001"/>
-        </w:numPr>
+        <w:t xml:space="preserve">- Implemented Kong Enterprise’s first fully automated artifact delivery pipeline, reducing package and Docker image build times to under 10 minutes.</w:t>
+      </w:r>
+    </w:p>
+    <w:p>
+      <w:pPr>
+        <w:numPr>
+          <w:ilvl w:val="0"/>
+          <w:numId w:val="1002"/>
+        </w:numPr>
+        <w:pStyle w:val="Compact"/>
       </w:pPr>
       <w:r>
         <w:rPr>
+          <w:bCs/>
           <w:b/>
-          <w:bCs/>
         </w:rPr>
         <w:t xml:space="preserve">Release engineering</w:t>
       </w:r>
@@ -296,288 +289,166 @@
         <w:t xml:space="preserve"> </w:t>
       </w:r>
       <w:r>
-        <w:t xml:space="preserve">— Acted as release engineer for 6 Kong Enterprise</w:t>
-      </w:r>
-      <w:r>
-        <w:t xml:space="preserve"> </w:t>
-      </w:r>
-      <w:r>
-        <w:t xml:space="preserve">releases, plus customer-specific builds.</w:t>
-      </w:r>
-    </w:p>
-    <w:bookmarkEnd w:id="9"/>
-    <w:bookmarkStart w:id="10" w:name="Xcbeaa9550f1b97818080d181656039878ffd961"/>
+        <w:t xml:space="preserve">- Acted as release engineer for 6 Kong Enterprise releases, plus customer-specific builds.</w:t>
+      </w:r>
+    </w:p>
+    <w:bookmarkEnd w:id="24"/>
+    <w:bookmarkStart w:id="25" w:name="Xf870398d75e8031a4b0f4321535b47875182a85"/>
     <w:p>
       <w:pPr>
         <w:pStyle w:val="Heading3"/>
       </w:pPr>
       <w:r>
-        <w:t xml:space="preserve">Backend Engineer — Appbase.io (Oct 2016–Jul 2017)</w:t>
-      </w:r>
-    </w:p>
-    <w:p>
-      <w:pPr>
-        <w:pStyle w:val="Compact"/>
-        <w:numPr>
-          <w:ilvl w:val="0"/>
-          <w:numId w:val="1002"/>
-        </w:numPr>
-      </w:pPr>
-      <w:r>
-        <w:t xml:space="preserve">Designed and built a data streaming layer for Elasticsearch (2.x and 5.x)</w:t>
-      </w:r>
-      <w:r>
-        <w:t xml:space="preserve"> </w:t>
-      </w:r>
-      <w:r>
-        <w:t xml:space="preserve">based on OpenResty (Nginx + Lua).</w:t>
-      </w:r>
-    </w:p>
-    <w:p>
-      <w:pPr>
-        <w:pStyle w:val="Compact"/>
-        <w:numPr>
-          <w:ilvl w:val="0"/>
-          <w:numId w:val="1002"/>
-        </w:numPr>
-      </w:pPr>
-      <w:r>
-        <w:t xml:space="preserve">Built tooling to automate Elasticsearch benchmarks end-to-end, from cluster</w:t>
-      </w:r>
-      <w:r>
-        <w:t xml:space="preserve"> </w:t>
-      </w:r>
-      <w:r>
-        <w:t xml:space="preserve">provisioning to benchmark execution using Elasticsearch Rally.</w:t>
-      </w:r>
-    </w:p>
-    <w:bookmarkEnd w:id="10"/>
-    <w:bookmarkStart w:id="11" w:name="X1fb9c7b6ddd1b2f9290294c1a93ac9643534dbe"/>
+        <w:t xml:space="preserve">Backend Engineer - Appbase.io (Oct 2016-Jul 2017)</w:t>
+      </w:r>
+    </w:p>
+    <w:p>
+      <w:pPr>
+        <w:numPr>
+          <w:ilvl w:val="0"/>
+          <w:numId w:val="1003"/>
+        </w:numPr>
+        <w:pStyle w:val="Compact"/>
+      </w:pPr>
+      <w:r>
+        <w:t xml:space="preserve">Designed and built a data streaming layer for Elasticsearch (2.x and 5.x) based on OpenResty (Nginx + Lua).</w:t>
+      </w:r>
+    </w:p>
+    <w:p>
+      <w:pPr>
+        <w:numPr>
+          <w:ilvl w:val="0"/>
+          <w:numId w:val="1003"/>
+        </w:numPr>
+        <w:pStyle w:val="Compact"/>
+      </w:pPr>
+      <w:r>
+        <w:t xml:space="preserve">Built tooling to automate Elasticsearch benchmarks end-to-end, from cluster provisioning to benchmark execution using Elasticsearch Rally.</w:t>
+      </w:r>
+    </w:p>
+    <w:bookmarkEnd w:id="25"/>
+    <w:bookmarkStart w:id="26" w:name="X1058f56ce9d7b71993aeb498bdc4eeb1f0d8524"/>
     <w:p>
       <w:pPr>
         <w:pStyle w:val="Heading3"/>
       </w:pPr>
       <w:r>
-        <w:t xml:space="preserve">Student Developer — Google Summer of Code 2015 (Mar–Aug 2015)</w:t>
-      </w:r>
-    </w:p>
-    <w:p>
-      <w:pPr>
-        <w:pStyle w:val="Compact"/>
-        <w:numPr>
-          <w:ilvl w:val="0"/>
-          <w:numId w:val="1003"/>
-        </w:numPr>
-      </w:pPr>
-      <w:r>
-        <w:t xml:space="preserve">Contributed to the NetBSD kernel port of Lua by porting the Lua test suite</w:t>
-      </w:r>
-      <w:r>
-        <w:t xml:space="preserve"> </w:t>
-      </w:r>
-      <w:r>
-        <w:t xml:space="preserve">to kernel space and resolving defects identified in the process. Subsequently</w:t>
-      </w:r>
-      <w:r>
-        <w:t xml:space="preserve"> </w:t>
-      </w:r>
-      <w:r>
-        <w:t xml:space="preserve">accepted as a developer by The NetBSD Foundation.</w:t>
-      </w:r>
-    </w:p>
-    <w:bookmarkEnd w:id="11"/>
-    <w:bookmarkStart w:id="12" w:name="X48e481881724448cf06deb5bca041281c5f4b82"/>
+        <w:t xml:space="preserve">Student Developer - Google Summer of Code 2015 (Mar-Aug 2015)</w:t>
+      </w:r>
+    </w:p>
+    <w:p>
+      <w:pPr>
+        <w:numPr>
+          <w:ilvl w:val="0"/>
+          <w:numId w:val="1004"/>
+        </w:numPr>
+        <w:pStyle w:val="Compact"/>
+      </w:pPr>
+      <w:r>
+        <w:t xml:space="preserve">Contributed to the NetBSD kernel port of Lua by porting the Lua test suite to kernel space and resolving defects identified in the process. Subsequently accepted as a developer by The NetBSD Foundation.</w:t>
+      </w:r>
+    </w:p>
+    <w:bookmarkEnd w:id="26"/>
+    <w:bookmarkEnd w:id="27"/>
+    <w:bookmarkStart w:id="30" w:name="education"/>
+    <w:p>
+      <w:pPr>
+        <w:pStyle w:val="Heading2"/>
+      </w:pPr>
+      <w:r>
+        <w:t xml:space="preserve">Education</w:t>
+      </w:r>
+    </w:p>
+    <w:bookmarkStart w:id="28" w:name="X18a197e2eb8b61015d9f272f4c53f6bbc528a1c"/>
     <w:p>
       <w:pPr>
         <w:pStyle w:val="Heading3"/>
       </w:pPr>
       <w:r>
-        <w:t xml:space="preserve">Programmer — Entregador Online (Jan 2014–Jun 2015)</w:t>
-      </w:r>
-    </w:p>
-    <w:p>
-      <w:pPr>
-        <w:pStyle w:val="Compact"/>
-        <w:numPr>
-          <w:ilvl w:val="0"/>
-          <w:numId w:val="1004"/>
-        </w:numPr>
-      </w:pPr>
-      <w:r>
-        <w:t xml:space="preserve">Built an Android app for package delivery management and its supporting</w:t>
-      </w:r>
-      <w:r>
-        <w:t xml:space="preserve"> </w:t>
-      </w:r>
-      <w:r>
-        <w:t xml:space="preserve">Spring Boot REST APIs, shipped to the Google Play Store.</w:t>
-      </w:r>
-    </w:p>
-    <w:bookmarkEnd w:id="12"/>
-    <w:bookmarkEnd w:id="13"/>
-    <w:bookmarkStart w:id="17" w:name="education"/>
+        <w:t xml:space="preserve">M.Sc, Computer Science - Georgia Institute of Technology (2025, on hold)</w:t>
+      </w:r>
+    </w:p>
+    <w:p>
+      <w:pPr>
+        <w:numPr>
+          <w:ilvl w:val="0"/>
+          <w:numId w:val="1005"/>
+        </w:numPr>
+        <w:pStyle w:val="Compact"/>
+      </w:pPr>
+      <w:r>
+        <w:t xml:space="preserve">Coursework: Applied Cryptography</w:t>
+      </w:r>
+    </w:p>
+    <w:bookmarkEnd w:id="28"/>
+    <w:bookmarkStart w:id="29" w:name="X13606d31470cb5e677513d0797bafe84b22f4cc"/>
+    <w:p>
+      <w:pPr>
+        <w:pStyle w:val="Heading3"/>
+      </w:pPr>
+      <w:r>
+        <w:t xml:space="preserve">B.Sc, Computer Science - Universidade Federal de Goias (2011-2016)</w:t>
+      </w:r>
+    </w:p>
+    <w:p>
+      <w:pPr>
+        <w:numPr>
+          <w:ilvl w:val="0"/>
+          <w:numId w:val="1006"/>
+        </w:numPr>
+        <w:pStyle w:val="Compact"/>
+      </w:pPr>
+      <w:r>
+        <w:t xml:space="preserve">Visiting Student: University of South Carolina, 2012-2013, on full scholarship from Brazil’s Ministry of Education (Alpha Lambda Delta Honor Society, Dean’s Honor List)</w:t>
+      </w:r>
+    </w:p>
+    <w:p>
+      <w:pPr>
+        <w:numPr>
+          <w:ilvl w:val="0"/>
+          <w:numId w:val="1006"/>
+        </w:numPr>
+        <w:pStyle w:val="Compact"/>
+      </w:pPr>
+      <w:r>
+        <w:t xml:space="preserve">Teaching Assistant: Software Construction, Operating Systems, and Formal Languages &amp; Automata</w:t>
+      </w:r>
+    </w:p>
+    <w:p>
+      <w:pPr>
+        <w:numPr>
+          <w:ilvl w:val="0"/>
+          <w:numId w:val="1006"/>
+        </w:numPr>
+        <w:pStyle w:val="Compact"/>
+      </w:pPr>
+      <w:r>
+        <w:t xml:space="preserve">Research Assistant: 2011-2012: Evaluation of IPv6 stacks for low-power devices; 2011: Coordination primitives in event-driven concurrent/distributed systems</w:t>
+      </w:r>
+    </w:p>
+    <w:bookmarkEnd w:id="29"/>
+    <w:bookmarkEnd w:id="30"/>
+    <w:bookmarkStart w:id="31" w:name="technical"/>
     <w:p>
       <w:pPr>
         <w:pStyle w:val="Heading2"/>
       </w:pPr>
       <w:r>
-        <w:t xml:space="preserve">Education</w:t>
-      </w:r>
-    </w:p>
-    <w:bookmarkStart w:id="14" w:name="X34260030208bfa79ec7477fae53485da1c4f61c"/>
-    <w:p>
-      <w:pPr>
-        <w:pStyle w:val="Heading3"/>
-      </w:pPr>
-      <w:r>
-        <w:t xml:space="preserve">M.Sc, Computer Science — Georgia Institute of Technology (2025, on hold)</w:t>
-      </w:r>
-    </w:p>
-    <w:p>
-      <w:pPr>
-        <w:pStyle w:val="Compact"/>
-        <w:numPr>
-          <w:ilvl w:val="0"/>
-          <w:numId w:val="1005"/>
-        </w:numPr>
-      </w:pPr>
-      <w:r>
-        <w:t xml:space="preserve">Coursework: Applied Cryptography</w:t>
-      </w:r>
-    </w:p>
-    <w:bookmarkEnd w:id="14"/>
-    <w:bookmarkStart w:id="15" w:name="X98342b8b8463a80a1e0cc5a79658a1b79390550"/>
-    <w:p>
-      <w:pPr>
-        <w:pStyle w:val="Heading3"/>
-      </w:pPr>
-      <w:r>
-        <w:t xml:space="preserve">B.Sc, Computer Science — Universidade Federal de Goiás (2011–2016)</w:t>
-      </w:r>
-    </w:p>
-    <w:p>
-      <w:pPr>
-        <w:pStyle w:val="Compact"/>
-        <w:numPr>
-          <w:ilvl w:val="0"/>
-          <w:numId w:val="1006"/>
-        </w:numPr>
-      </w:pPr>
-      <w:r>
-        <w:t xml:space="preserve">Teaching Assistant: Software Construction, Operating Systems, and Formal</w:t>
-      </w:r>
-      <w:r>
-        <w:t xml:space="preserve"> </w:t>
-      </w:r>
-      <w:r>
-        <w:t xml:space="preserve">Languages &amp; Automata</w:t>
-      </w:r>
-    </w:p>
-    <w:p>
-      <w:pPr>
-        <w:pStyle w:val="Compact"/>
-        <w:numPr>
-          <w:ilvl w:val="0"/>
-          <w:numId w:val="1006"/>
-        </w:numPr>
-      </w:pPr>
-      <w:r>
-        <w:t xml:space="preserve">Research Assistant:</w:t>
-      </w:r>
-    </w:p>
-    <w:p>
-      <w:pPr>
-        <w:pStyle w:val="Compact"/>
-        <w:numPr>
-          <w:ilvl w:val="1"/>
+        <w:t xml:space="preserve">Technical</w:t>
+      </w:r>
+    </w:p>
+    <w:p>
+      <w:pPr>
+        <w:numPr>
+          <w:ilvl w:val="0"/>
           <w:numId w:val="1007"/>
         </w:numPr>
-      </w:pPr>
-      <w:r>
-        <w:t xml:space="preserve">2011–2012: Evaluation of IPv6 stacks for low-power devices</w:t>
-      </w:r>
-    </w:p>
-    <w:p>
-      <w:pPr>
-        <w:pStyle w:val="Compact"/>
-        <w:numPr>
-          <w:ilvl w:val="1"/>
-          <w:numId w:val="1007"/>
-        </w:numPr>
-      </w:pPr>
-      <w:r>
-        <w:t xml:space="preserve">2011: Coordination primitives in event-driven concurrent/distributed systems</w:t>
-      </w:r>
-    </w:p>
-    <w:bookmarkEnd w:id="15"/>
-    <w:bookmarkStart w:id="16" w:name="Xac2e82665b5231cdcdfec2deb8a6f7096b7f258"/>
-    <w:p>
-      <w:pPr>
-        <w:pStyle w:val="Heading3"/>
-      </w:pPr>
-      <w:r>
-        <w:t xml:space="preserve">Non-Degree, Computer Science — University of South Carolina (2012–2013)</w:t>
-      </w:r>
-    </w:p>
-    <w:p>
-      <w:pPr>
-        <w:pStyle w:val="Compact"/>
-        <w:numPr>
-          <w:ilvl w:val="0"/>
-          <w:numId w:val="1008"/>
-        </w:numPr>
-      </w:pPr>
-      <w:r>
-        <w:t xml:space="preserve">Full scholarship, awarded by the Ministry of Education, Brazil</w:t>
-      </w:r>
-    </w:p>
-    <w:p>
-      <w:pPr>
-        <w:pStyle w:val="Compact"/>
-        <w:numPr>
-          <w:ilvl w:val="0"/>
-          <w:numId w:val="1008"/>
-        </w:numPr>
-      </w:pPr>
-      <w:r>
-        <w:t xml:space="preserve">Alpha Lambda Delta Honor Society, Dean’s Honor List</w:t>
-      </w:r>
-    </w:p>
-    <w:p>
-      <w:pPr>
-        <w:pStyle w:val="Compact"/>
-        <w:numPr>
-          <w:ilvl w:val="0"/>
-          <w:numId w:val="1008"/>
-        </w:numPr>
-      </w:pPr>
-      <w:r>
-        <w:t xml:space="preserve">Developed a medical records app for the medical school</w:t>
-      </w:r>
-    </w:p>
-    <w:bookmarkEnd w:id="16"/>
-    <w:bookmarkEnd w:id="17"/>
-    <w:bookmarkStart w:id="18" w:name="technical"/>
-    <w:p>
-      <w:pPr>
-        <w:pStyle w:val="Heading2"/>
-      </w:pPr>
-      <w:r>
-        <w:t xml:space="preserve">Technical</w:t>
-      </w:r>
-    </w:p>
-    <w:p>
-      <w:pPr>
-        <w:pStyle w:val="Compact"/>
-        <w:numPr>
-          <w:ilvl w:val="0"/>
-          <w:numId w:val="1009"/>
-        </w:numPr>
+        <w:pStyle w:val="Compact"/>
       </w:pPr>
       <w:r>
         <w:rPr>
+          <w:bCs/>
           <w:b/>
-          <w:bCs/>
         </w:rPr>
         <w:t xml:space="preserve">Languages:</w:t>
       </w:r>
@@ -590,16 +461,16 @@
     </w:p>
     <w:p>
       <w:pPr>
-        <w:pStyle w:val="Compact"/>
-        <w:numPr>
-          <w:ilvl w:val="0"/>
-          <w:numId w:val="1009"/>
-        </w:numPr>
+        <w:numPr>
+          <w:ilvl w:val="0"/>
+          <w:numId w:val="1007"/>
+        </w:numPr>
+        <w:pStyle w:val="Compact"/>
       </w:pPr>
       <w:r>
         <w:rPr>
+          <w:bCs/>
           <w:b/>
-          <w:bCs/>
         </w:rPr>
         <w:t xml:space="preserve">Protocols &amp; standards:</w:t>
       </w:r>
@@ -612,16 +483,16 @@
     </w:p>
     <w:p>
       <w:pPr>
-        <w:pStyle w:val="Compact"/>
-        <w:numPr>
-          <w:ilvl w:val="0"/>
-          <w:numId w:val="1009"/>
-        </w:numPr>
+        <w:numPr>
+          <w:ilvl w:val="0"/>
+          <w:numId w:val="1007"/>
+        </w:numPr>
+        <w:pStyle w:val="Compact"/>
       </w:pPr>
       <w:r>
         <w:rPr>
+          <w:bCs/>
           <w:b/>
-          <w:bCs/>
         </w:rPr>
         <w:t xml:space="preserve">Infrastructure:</w:t>
       </w:r>
@@ -634,16 +505,16 @@
     </w:p>
     <w:p>
       <w:pPr>
-        <w:pStyle w:val="Compact"/>
-        <w:numPr>
-          <w:ilvl w:val="0"/>
-          <w:numId w:val="1009"/>
-        </w:numPr>
+        <w:numPr>
+          <w:ilvl w:val="0"/>
+          <w:numId w:val="1007"/>
+        </w:numPr>
+        <w:pStyle w:val="Compact"/>
       </w:pPr>
       <w:r>
         <w:rPr>
+          <w:bCs/>
           <w:b/>
-          <w:bCs/>
         </w:rPr>
         <w:t xml:space="preserve">Security &amp; compliance:</w:t>
       </w:r>
@@ -656,16 +527,16 @@
     </w:p>
     <w:p>
       <w:pPr>
-        <w:pStyle w:val="Compact"/>
-        <w:numPr>
-          <w:ilvl w:val="0"/>
-          <w:numId w:val="1009"/>
-        </w:numPr>
+        <w:numPr>
+          <w:ilvl w:val="0"/>
+          <w:numId w:val="1007"/>
+        </w:numPr>
+        <w:pStyle w:val="Compact"/>
       </w:pPr>
       <w:r>
         <w:rPr>
+          <w:bCs/>
           <w:b/>
-          <w:bCs/>
         </w:rPr>
         <w:t xml:space="preserve">Databases:</w:t>
       </w:r>
@@ -678,16 +549,16 @@
     </w:p>
     <w:p>
       <w:pPr>
-        <w:pStyle w:val="Compact"/>
-        <w:numPr>
-          <w:ilvl w:val="0"/>
-          <w:numId w:val="1009"/>
-        </w:numPr>
+        <w:numPr>
+          <w:ilvl w:val="0"/>
+          <w:numId w:val="1007"/>
+        </w:numPr>
+        <w:pStyle w:val="Compact"/>
       </w:pPr>
       <w:r>
         <w:rPr>
+          <w:bCs/>
           <w:b/>
-          <w:bCs/>
         </w:rPr>
         <w:t xml:space="preserve">Systems:</w:t>
       </w:r>
@@ -698,8 +569,8 @@
         <w:t xml:space="preserve">Linux, NetBSD, FreeBSD</w:t>
       </w:r>
     </w:p>
-    <w:bookmarkEnd w:id="18"/>
-    <w:bookmarkStart w:id="19" w:name="associations"/>
+    <w:bookmarkEnd w:id="31"/>
+    <w:bookmarkStart w:id="32" w:name="associations"/>
     <w:p>
       <w:pPr>
         <w:pStyle w:val="Heading2"/>
@@ -710,23 +581,19 @@
     </w:p>
     <w:p>
       <w:pPr>
-        <w:pStyle w:val="Compact"/>
-        <w:numPr>
-          <w:ilvl w:val="0"/>
-          <w:numId w:val="1010"/>
-        </w:numPr>
+        <w:numPr>
+          <w:ilvl w:val="0"/>
+          <w:numId w:val="1008"/>
+        </w:numPr>
+        <w:pStyle w:val="Compact"/>
       </w:pPr>
       <w:r>
         <w:t xml:space="preserve">Professional Member, Association for Computing Machinery (since 2011)</w:t>
       </w:r>
     </w:p>
-    <w:bookmarkEnd w:id="19"/>
-    <w:bookmarkEnd w:id="20"/>
-    <w:sectPr>
-      <w:footnotePr>
-        <w:numRestart w:val="eachSect"/>
-      </w:footnotePr>
-    </w:sectPr>
+    <w:bookmarkEnd w:id="32"/>
+    <w:bookmarkEnd w:id="33"/>
+    <w:sectPr/>
   </w:body>
 </w:document>
 </file>
@@ -757,14 +624,14 @@
 <file path=word/numbering.xml><?xml version="1.0" encoding="utf-8"?>
 <w:numbering xmlns:w="http://schemas.openxmlformats.org/wordprocessingml/2006/main">
   <w:abstractNum w:abstractNumId="990">
-    <w:nsid w:val="0000A990"/>
+    <w:nsid w:val="A990"/>
     <w:multiLevelType w:val="multilevel"/>
     <w:lvl w:ilvl="0">
       <w:numFmt w:val="bullet"/>
       <w:lvlText w:val=" "/>
       <w:lvlJc w:val="left"/>
       <w:pPr>
-        <w:ind w:left="720" w:hanging="360"/>
+        <w:ind w:left="720" w:hanging="480"/>
       </w:pPr>
     </w:lvl>
     <w:lvl w:ilvl="1">
@@ -772,7 +639,7 @@
       <w:lvlText w:val=" "/>
       <w:lvlJc w:val="left"/>
       <w:pPr>
-        <w:ind w:left="1440" w:hanging="360"/>
+        <w:ind w:left="1440" w:hanging="480"/>
       </w:pPr>
     </w:lvl>
     <w:lvl w:ilvl="2">
@@ -780,7 +647,7 @@
       <w:lvlText w:val=" "/>
       <w:lvlJc w:val="left"/>
       <w:pPr>
-        <w:ind w:left="2160" w:hanging="360"/>
+        <w:ind w:left="2160" w:hanging="480"/>
       </w:pPr>
     </w:lvl>
     <w:lvl w:ilvl="3">
@@ -788,7 +655,7 @@
       <w:lvlText w:val=" "/>
       <w:lvlJc w:val="left"/>
       <w:pPr>
-        <w:ind w:left="2880" w:hanging="360"/>
+        <w:ind w:left="2880" w:hanging="480"/>
       </w:pPr>
     </w:lvl>
     <w:lvl w:ilvl="4">
@@ -796,7 +663,7 @@
       <w:lvlText w:val=" "/>
       <w:lvlJc w:val="left"/>
       <w:pPr>
-        <w:ind w:left="3600" w:hanging="360"/>
+        <w:ind w:left="3600" w:hanging="480"/>
       </w:pPr>
     </w:lvl>
     <w:lvl w:ilvl="5">
@@ -804,7 +671,7 @@
       <w:lvlText w:val=" "/>
       <w:lvlJc w:val="left"/>
       <w:pPr>
-        <w:ind w:left="4320" w:hanging="360"/>
+        <w:ind w:left="4320" w:hanging="480"/>
       </w:pPr>
     </w:lvl>
     <w:lvl w:ilvl="6">
@@ -812,7 +679,7 @@
       <w:lvlText w:val=" "/>
       <w:lvlJc w:val="left"/>
       <w:pPr>
-        <w:ind w:left="5040" w:hanging="360"/>
+        <w:ind w:left="5040" w:hanging="480"/>
       </w:pPr>
     </w:lvl>
     <w:lvl w:ilvl="7">
@@ -820,7 +687,7 @@
       <w:lvlText w:val=" "/>
       <w:lvlJc w:val="left"/>
       <w:pPr>
-        <w:ind w:left="5760" w:hanging="360"/>
+        <w:ind w:left="5760" w:hanging="480"/>
       </w:pPr>
     </w:lvl>
     <w:lvl w:ilvl="8">
@@ -828,111 +695,84 @@
       <w:lvlText w:val=" "/>
       <w:lvlJc w:val="left"/>
       <w:pPr>
-        <w:ind w:left="6480" w:hanging="360"/>
+        <w:ind w:left="6480" w:hanging="480"/>
       </w:pPr>
     </w:lvl>
   </w:abstractNum>
   <w:abstractNum w:abstractNumId="991">
-    <w:nsid w:val="0000A991"/>
+    <w:nsid w:val="A991"/>
     <w:multiLevelType w:val="multilevel"/>
     <w:lvl w:ilvl="0">
       <w:numFmt w:val="bullet"/>
-      <w:lvlText w:val=""/>
+      <w:lvlText w:val="•"/>
       <w:lvlJc w:val="left"/>
       <w:pPr>
-        <w:ind w:left="720" w:hanging="360"/>
-      </w:pPr>
-      <w:rPr>
-        <w:rFonts w:ascii="Symbol" w:hAnsi="Symbol" w:cs="Symbol" w:hint="default"/>
-      </w:rPr>
+        <w:ind w:left="720" w:hanging="480"/>
+      </w:pPr>
     </w:lvl>
     <w:lvl w:ilvl="1">
       <w:numFmt w:val="bullet"/>
-      <w:lvlText w:val="o"/>
+      <w:lvlText w:val="–"/>
       <w:lvlJc w:val="left"/>
       <w:pPr>
-        <w:ind w:left="1440" w:hanging="360"/>
-      </w:pPr>
-      <w:rPr>
-        <w:rFonts w:ascii="Courier New" w:hAnsi="Courier New" w:cs="Courier New" w:hint="default"/>
-      </w:rPr>
+        <w:ind w:left="1440" w:hanging="480"/>
+      </w:pPr>
     </w:lvl>
     <w:lvl w:ilvl="2">
       <w:numFmt w:val="bullet"/>
-      <w:lvlText w:val=""/>
+      <w:lvlText w:val="•"/>
       <w:lvlJc w:val="left"/>
       <w:pPr>
-        <w:ind w:left="2160" w:hanging="360"/>
-      </w:pPr>
-      <w:rPr>
-        <w:rFonts w:ascii="Wingdings" w:hAnsi="Wingdings" w:cs="Wingdings" w:hint="default"/>
-      </w:rPr>
+        <w:ind w:left="2160" w:hanging="480"/>
+      </w:pPr>
     </w:lvl>
     <w:lvl w:ilvl="3">
       <w:numFmt w:val="bullet"/>
-      <w:lvlText w:val=""/>
+      <w:lvlText w:val="–"/>
       <w:lvlJc w:val="left"/>
       <w:pPr>
-        <w:ind w:left="2880" w:hanging="360"/>
-      </w:pPr>
-      <w:rPr>
-        <w:rFonts w:ascii="Symbol" w:hAnsi="Symbol" w:cs="Symbol" w:hint="default"/>
-      </w:rPr>
+        <w:ind w:left="2880" w:hanging="480"/>
+      </w:pPr>
     </w:lvl>
     <w:lvl w:ilvl="4">
       <w:numFmt w:val="bullet"/>
-      <w:lvlText w:val="o"/>
+      <w:lvlText w:val="•"/>
       <w:lvlJc w:val="left"/>
       <w:pPr>
-        <w:ind w:left="3600" w:hanging="360"/>
-      </w:pPr>
-      <w:rPr>
-        <w:rFonts w:ascii="Courier New" w:hAnsi="Courier New" w:cs="Courier New" w:hint="default"/>
-      </w:rPr>
+        <w:ind w:left="3600" w:hanging="480"/>
+      </w:pPr>
     </w:lvl>
     <w:lvl w:ilvl="5">
       <w:numFmt w:val="bullet"/>
-      <w:lvlText w:val=""/>
+      <w:lvlText w:val="–"/>
       <w:lvlJc w:val="left"/>
       <w:pPr>
-        <w:ind w:left="4320" w:hanging="360"/>
-      </w:pPr>
-      <w:rPr>
-        <w:rFonts w:ascii="Wingdings" w:hAnsi="Wingdings" w:cs="Wingdings" w:hint="default"/>
-      </w:rPr>
+        <w:ind w:left="4320" w:hanging="480"/>
+      </w:pPr>
     </w:lvl>
     <w:lvl w:ilvl="6">
       <w:numFmt w:val="bullet"/>
-      <w:lvlText w:val=""/>
+      <w:lvlText w:val="•"/>
       <w:lvlJc w:val="left"/>
       <w:pPr>
-        <w:ind w:left="5040" w:hanging="360"/>
-      </w:pPr>
-      <w:rPr>
-        <w:rFonts w:ascii="Symbol" w:hAnsi="Symbol" w:cs="Symbol" w:hint="default"/>
-      </w:rPr>
+        <w:ind w:left="5040" w:hanging="480"/>
+      </w:pPr>
     </w:lvl>
     <w:lvl w:ilvl="7">
       <w:numFmt w:val="bullet"/>
-      <w:lvlText w:val="o"/>
+      <w:lvlText w:val="–"/>
       <w:lvlJc w:val="left"/>
       <w:pPr>
-        <w:ind w:left="5760" w:hanging="360"/>
-      </w:pPr>
-      <w:rPr>
-        <w:rFonts w:ascii="Courier New" w:hAnsi="Courier New" w:cs="Courier New" w:hint="default"/>
-      </w:rPr>
+        <w:ind w:left="5760" w:hanging="480"/>
+      </w:pPr>
     </w:lvl>
     <w:lvl w:ilvl="8">
       <w:numFmt w:val="bullet"/>
-      <w:lvlText w:val=""/>
+      <w:lvlText w:val="•"/>
       <w:lvlJc w:val="left"/>
       <w:pPr>
-        <w:ind w:left="6480" w:hanging="360"/>
-      </w:pPr>
-      <w:rPr>
-        <w:rFonts w:ascii="Wingdings" w:hAnsi="Wingdings" w:cs="Wingdings" w:hint="default"/>
-      </w:rPr>
+        <w:ind w:left="6480" w:hanging="480"/>
+      </w:pPr>
     </w:lvl>
   </w:abstractNum>
   <w:num w:numId="1000">
@@ -962,12 +802,6 @@
   <w:num w:numId="1008">
     <w:abstractNumId w:val="991"/>
   </w:num>
-  <w:num w:numId="1009">
-    <w:abstractNumId w:val="991"/>
-  </w:num>
-  <w:num w:numId="1010">
-    <w:abstractNumId w:val="991"/>
-  </w:num>
 </w:numbering>
 </file>
 
@@ -976,10 +810,10 @@
   <w:docDefaults>
     <w:rPrDefault>
       <w:rPr>
-        <w:rFonts w:asciiTheme="minorHAnsi" w:cstheme="minorBidi" w:eastAsiaTheme="minorEastAsia" w:hAnsiTheme="minorHAnsi"/>
+        <w:rFonts w:asciiTheme="minorHAnsi" w:cstheme="minorBidi" w:eastAsiaTheme="minorHAnsi" w:hAnsiTheme="minorHAnsi"/>
         <w:sz w:val="24"/>
         <w:szCs w:val="24"/>
-        <w:lang w:bidi="ar-SA" w:eastAsia="zh-CN" w:val="en-US"/>
+        <w:lang w:bidi="ar-SA" w:eastAsia="en-US" w:val="en-US"/>
       </w:rPr>
     </w:rPrDefault>
     <w:pPrDefault>
@@ -997,10 +831,10 @@
     <w:name w:val="Body Text"/>
     <w:basedOn w:val="Normal"/>
     <w:link w:val="BodyTextChar"/>
-    <w:qFormat/>
     <w:pPr>
       <w:spacing w:after="180" w:before="180"/>
     </w:pPr>
+    <w:qFormat/>
   </w:style>
   <w:style w:customStyle="1" w:styleId="FirstParagraph" w:type="paragraph">
     <w:name w:val="First Paragraph"/>
@@ -1020,111 +854,57 @@
     <w:name w:val="Title"/>
     <w:basedOn w:val="Normal"/>
     <w:next w:val="BodyText"/>
-    <w:link w:val="TitleChar"/>
-    <w:uiPriority w:val="10"/>
-    <w:qFormat/>
-    <w:rsid w:val="00A10FD9"/>
-    <w:pPr>
-      <w:spacing w:after="80" w:line="240" w:lineRule="auto"/>
-      <w:contextualSpacing/>
+    <w:qFormat/>
+    <w:pPr>
+      <w:keepNext/>
+      <w:keepLines/>
+      <w:spacing w:after="240" w:before="480"/>
       <w:jc w:val="center"/>
     </w:pPr>
     <w:rPr>
       <w:rFonts w:asciiTheme="majorHAnsi" w:cstheme="majorBidi" w:eastAsiaTheme="majorEastAsia" w:hAnsiTheme="majorHAnsi"/>
-      <w:sz w:val="56"/>
-      <w:szCs w:val="56"/>
-    </w:rPr>
-  </w:style>
-  <w:style w:customStyle="1" w:styleId="TitleChar" w:type="character">
-    <w:name w:val="Title Char"/>
-    <w:basedOn w:val="DefaultParagraphFont"/>
-    <w:link w:val="Title"/>
-    <w:uiPriority w:val="10"/>
-    <w:rsid w:val="00A10FD9"/>
-    <w:rPr>
-      <w:rFonts w:asciiTheme="majorHAnsi" w:cstheme="majorBidi" w:eastAsiaTheme="majorEastAsia" w:hAnsiTheme="majorHAnsi"/>
-      <w:sz w:val="56"/>
-      <w:szCs w:val="56"/>
+      <w:b/>
+      <w:bCs/>
+      <w:color w:themeColor="accent1" w:themeShade="B5" w:val="345A8A"/>
+      <w:sz w:val="36"/>
+      <w:szCs w:val="36"/>
     </w:rPr>
   </w:style>
   <w:style w:styleId="Subtitle" w:type="paragraph">
     <w:name w:val="Subtitle"/>
     <w:basedOn w:val="Title"/>
     <w:next w:val="BodyText"/>
-    <w:link w:val="SubtitleChar"/>
-    <w:uiPriority w:val="11"/>
-    <w:qFormat/>
-    <w:rsid w:val="00A10FD9"/>
-    <w:pPr>
-      <w:numPr>
-        <w:ilvl w:val="1"/>
-      </w:numPr>
-    </w:pPr>
-    <w:rPr>
-      <w:rFonts w:cstheme="majorBidi" w:eastAsiaTheme="majorEastAsia"/>
-      <w:spacing w:val="15"/>
-      <w:sz w:val="28"/>
-      <w:szCs w:val="28"/>
-    </w:rPr>
-  </w:style>
-  <w:style w:customStyle="1" w:styleId="SubtitleChar" w:type="character">
-    <w:name w:val="Subtitle Char"/>
-    <w:basedOn w:val="DefaultParagraphFont"/>
-    <w:link w:val="Subtitle"/>
-    <w:uiPriority w:val="11"/>
-    <w:rsid w:val="00A10FD9"/>
-    <w:rPr>
-      <w:rFonts w:cstheme="majorBidi" w:eastAsiaTheme="majorEastAsia"/>
-      <w:color w:themeColor="text1" w:themeTint="A6" w:val="595959"/>
-      <w:spacing w:val="15"/>
-      <w:sz w:val="28"/>
-      <w:szCs w:val="28"/>
+    <w:qFormat/>
+    <w:pPr>
+      <w:keepNext/>
+      <w:keepLines/>
+      <w:spacing w:after="240" w:before="240"/>
+      <w:jc w:val="center"/>
+    </w:pPr>
+    <w:rPr>
+      <w:sz w:val="30"/>
+      <w:szCs w:val="30"/>
     </w:rPr>
   </w:style>
   <w:style w:customStyle="1" w:styleId="Author" w:type="paragraph">
     <w:name w:val="Author"/>
-    <w:basedOn w:val="Title"/>
     <w:next w:val="BodyText"/>
     <w:qFormat/>
     <w:pPr>
       <w:keepNext/>
       <w:keepLines/>
-    </w:pPr>
-    <w:rPr>
-      <w:sz w:val="24"/>
-      <w:szCs w:val="24"/>
-    </w:rPr>
+      <w:jc w:val="center"/>
+    </w:pPr>
   </w:style>
   <w:style w:styleId="Date" w:type="paragraph">
     <w:name w:val="Date"/>
-    <w:basedOn w:val="Title"/>
     <w:next w:val="BodyText"/>
     <w:qFormat/>
     <w:pPr>
       <w:keepNext/>
       <w:keepLines/>
-    </w:pPr>
-    <w:rPr>
-      <w:sz w:val="24"/>
-      <w:szCs w:val="24"/>
-    </w:rPr>
-  </w:style>
-  <w:style w:customStyle="1" w:styleId="AbstractTitle" w:type="paragraph">
-    <w:name w:val="Abstract Title"/>
-    <w:basedOn w:val="Normal"/>
-    <w:next w:val="Abstract"/>
-    <w:qFormat/>
-    <w:pPr>
-      <w:keepNext/>
-      <w:keepLines/>
-      <w:spacing w:after="0" w:before="300"/>
       <w:jc w:val="center"/>
     </w:pPr>
-    <w:rPr>
-      <w:b/>
-      <w:sz w:val="20"/>
-      <w:szCs w:val="20"/>
-    </w:rPr>
   </w:style>
   <w:style w:customStyle="1" w:styleId="Abstract" w:type="paragraph">
     <w:name w:val="Abstract"/>
@@ -1134,7 +914,7 @@
     <w:pPr>
       <w:keepNext/>
       <w:keepLines/>
-      <w:spacing w:after="300" w:before="100"/>
+      <w:spacing w:after="300" w:before="300"/>
     </w:pPr>
     <w:rPr>
       <w:sz w:val="20"/>
@@ -1150,321 +930,191 @@
     <w:rPr/>
   </w:style>
   <w:style w:styleId="Heading1" w:type="paragraph">
-    <w:name w:val="heading 1"/>
+    <w:name w:val="Heading 1"/>
     <w:basedOn w:val="Normal"/>
     <w:next w:val="BodyText"/>
-    <w:link w:val="Heading1Char"/>
     <w:uiPriority w:val="9"/>
     <w:qFormat/>
-    <w:rsid w:val="00A10FD9"/>
     <w:pPr>
       <w:keepNext/>
       <w:keepLines/>
-      <w:spacing w:after="80" w:before="360"/>
+      <w:spacing w:after="0" w:before="480"/>
       <w:outlineLvl w:val="0"/>
     </w:pPr>
     <w:rPr>
       <w:rFonts w:asciiTheme="majorHAnsi" w:cstheme="majorBidi" w:eastAsiaTheme="majorEastAsia" w:hAnsiTheme="majorHAnsi"/>
-      <w:color w:themeColor="accent1" w:themeShade="BF" w:val="0F4761"/>
-      <w:sz w:val="40"/>
-      <w:szCs w:val="40"/>
+      <w:b/>
+      <w:bCs/>
+      <w:color w:themeColor="accent1" w:val="4F81BD"/>
+      <w:sz w:val="32"/>
+      <w:szCs w:val="32"/>
     </w:rPr>
   </w:style>
   <w:style w:styleId="Heading2" w:type="paragraph">
-    <w:name w:val="heading 2"/>
+    <w:name w:val="Heading 2"/>
     <w:basedOn w:val="Normal"/>
     <w:next w:val="BodyText"/>
-    <w:link w:val="Heading2Char"/>
     <w:uiPriority w:val="9"/>
-    <w:semiHidden/>
     <w:unhideWhenUsed/>
     <w:qFormat/>
-    <w:rsid w:val="00A10FD9"/>
     <w:pPr>
       <w:keepNext/>
       <w:keepLines/>
-      <w:spacing w:after="80" w:before="160"/>
+      <w:spacing w:after="0" w:before="200"/>
       <w:outlineLvl w:val="1"/>
     </w:pPr>
     <w:rPr>
       <w:rFonts w:asciiTheme="majorHAnsi" w:cstheme="majorBidi" w:eastAsiaTheme="majorEastAsia" w:hAnsiTheme="majorHAnsi"/>
-      <w:color w:themeColor="accent1" w:themeShade="BF" w:val="0F4761"/>
-      <w:sz w:val="32"/>
-      <w:szCs w:val="32"/>
+      <w:b/>
+      <w:bCs/>
+      <w:color w:themeColor="accent1" w:val="4F81BD"/>
+      <w:sz w:val="28"/>
+      <w:szCs w:val="28"/>
     </w:rPr>
   </w:style>
   <w:style w:styleId="Heading3" w:type="paragraph">
-    <w:name w:val="heading 3"/>
+    <w:name w:val="Heading 3"/>
     <w:basedOn w:val="Normal"/>
     <w:next w:val="BodyText"/>
-    <w:link w:val="Heading3Char"/>
     <w:uiPriority w:val="9"/>
-    <w:semiHidden/>
     <w:unhideWhenUsed/>
     <w:qFormat/>
-    <w:rsid w:val="00A10FD9"/>
     <w:pPr>
       <w:keepNext/>
       <w:keepLines/>
-      <w:spacing w:after="80" w:before="160"/>
+      <w:spacing w:after="0" w:before="200"/>
       <w:outlineLvl w:val="2"/>
     </w:pPr>
     <w:rPr>
-      <w:rFonts w:cstheme="majorBidi" w:eastAsiaTheme="majorEastAsia"/>
-      <w:color w:themeColor="accent1" w:themeShade="BF" w:val="0F4761"/>
-      <w:sz w:val="28"/>
-      <w:szCs w:val="28"/>
+      <w:rFonts w:asciiTheme="majorHAnsi" w:cstheme="majorBidi" w:eastAsiaTheme="majorEastAsia" w:hAnsiTheme="majorHAnsi"/>
+      <w:b/>
+      <w:bCs/>
+      <w:color w:themeColor="accent1" w:val="4F81BD"/>
+      <w:sz w:val="24"/>
+      <w:szCs w:val="24"/>
     </w:rPr>
   </w:style>
   <w:style w:styleId="Heading4" w:type="paragraph">
-    <w:name w:val="heading 4"/>
+    <w:name w:val="Heading 4"/>
     <w:basedOn w:val="Normal"/>
     <w:next w:val="BodyText"/>
-    <w:link w:val="Heading4Char"/>
     <w:uiPriority w:val="9"/>
-    <w:semiHidden/>
     <w:unhideWhenUsed/>
     <w:qFormat/>
-    <w:rsid w:val="00A10FD9"/>
     <w:pPr>
       <w:keepNext/>
       <w:keepLines/>
-      <w:spacing w:after="40" w:before="80"/>
+      <w:spacing w:after="0" w:before="200"/>
       <w:outlineLvl w:val="3"/>
     </w:pPr>
     <w:rPr>
-      <w:rFonts w:cstheme="majorBidi" w:eastAsiaTheme="majorEastAsia"/>
+      <w:rFonts w:asciiTheme="majorHAnsi" w:cstheme="majorBidi" w:eastAsiaTheme="majorEastAsia" w:hAnsiTheme="majorHAnsi"/>
       <w:i/>
-      <w:iCs/>
-      <w:color w:themeColor="accent1" w:themeShade="BF" w:val="0F4761"/>
+      <w:bCs/>
+      <w:color w:themeColor="accent1" w:val="4F81BD"/>
+      <w:sz w:val="24"/>
+      <w:szCs w:val="24"/>
     </w:rPr>
   </w:style>
   <w:style w:styleId="Heading5" w:type="paragraph">
-    <w:name w:val="heading 5"/>
+    <w:name w:val="Heading 5"/>
     <w:basedOn w:val="Normal"/>
     <w:next w:val="BodyText"/>
-    <w:link w:val="Heading5Char"/>
     <w:uiPriority w:val="9"/>
-    <w:semiHidden/>
     <w:unhideWhenUsed/>
     <w:qFormat/>
-    <w:rsid w:val="00A10FD9"/>
     <w:pPr>
       <w:keepNext/>
       <w:keepLines/>
-      <w:spacing w:after="40" w:before="80"/>
+      <w:spacing w:after="0" w:before="200"/>
       <w:outlineLvl w:val="4"/>
     </w:pPr>
     <w:rPr>
-      <w:rFonts w:cstheme="majorBidi" w:eastAsiaTheme="majorEastAsia"/>
-      <w:color w:themeColor="accent1" w:themeShade="BF" w:val="0F4761"/>
+      <w:rFonts w:asciiTheme="majorHAnsi" w:cstheme="majorBidi" w:eastAsiaTheme="majorEastAsia" w:hAnsiTheme="majorHAnsi"/>
+      <w:iCs/>
+      <w:color w:themeColor="accent1" w:val="4F81BD"/>
+      <w:sz w:val="24"/>
+      <w:szCs w:val="24"/>
     </w:rPr>
   </w:style>
   <w:style w:styleId="Heading6" w:type="paragraph">
-    <w:name w:val="heading 6"/>
+    <w:name w:val="Heading 6"/>
     <w:basedOn w:val="Normal"/>
     <w:next w:val="BodyText"/>
-    <w:link w:val="Heading6Char"/>
     <w:uiPriority w:val="9"/>
-    <w:semiHidden/>
     <w:unhideWhenUsed/>
     <w:qFormat/>
-    <w:rsid w:val="00A10FD9"/>
     <w:pPr>
       <w:keepNext/>
       <w:keepLines/>
-      <w:spacing w:after="0" w:before="40"/>
+      <w:spacing w:after="0" w:before="200"/>
       <w:outlineLvl w:val="5"/>
     </w:pPr>
     <w:rPr>
-      <w:rFonts w:cstheme="majorBidi" w:eastAsiaTheme="majorEastAsia"/>
-      <w:i/>
-      <w:iCs/>
-      <w:color w:themeColor="text1" w:themeTint="A6" w:val="595959"/>
+      <w:rFonts w:asciiTheme="majorHAnsi" w:cstheme="majorBidi" w:eastAsiaTheme="majorEastAsia" w:hAnsiTheme="majorHAnsi"/>
+      <w:color w:themeColor="accent1" w:val="4F81BD"/>
+      <w:sz w:val="24"/>
+      <w:szCs w:val="24"/>
     </w:rPr>
   </w:style>
   <w:style w:styleId="Heading7" w:type="paragraph">
-    <w:name w:val="heading 7"/>
+    <w:name w:val="Heading 7"/>
     <w:basedOn w:val="Normal"/>
     <w:next w:val="BodyText"/>
-    <w:link w:val="Heading7Char"/>
     <w:uiPriority w:val="9"/>
-    <w:semiHidden/>
     <w:unhideWhenUsed/>
     <w:qFormat/>
-    <w:rsid w:val="00A10FD9"/>
     <w:pPr>
       <w:keepNext/>
       <w:keepLines/>
-      <w:spacing w:after="0" w:before="40"/>
+      <w:spacing w:after="0" w:before="200"/>
       <w:outlineLvl w:val="6"/>
     </w:pPr>
     <w:rPr>
-      <w:rFonts w:cstheme="majorBidi" w:eastAsiaTheme="majorEastAsia"/>
-      <w:color w:themeColor="text1" w:themeTint="A6" w:val="595959"/>
+      <w:rFonts w:asciiTheme="majorHAnsi" w:cstheme="majorBidi" w:eastAsiaTheme="majorEastAsia" w:hAnsiTheme="majorHAnsi"/>
+      <w:color w:themeColor="accent1" w:val="4F81BD"/>
+      <w:sz w:val="24"/>
+      <w:szCs w:val="24"/>
     </w:rPr>
   </w:style>
   <w:style w:styleId="Heading8" w:type="paragraph">
-    <w:name w:val="heading 8"/>
+    <w:name w:val="Heading 8"/>
     <w:basedOn w:val="Normal"/>
     <w:next w:val="BodyText"/>
-    <w:link w:val="Heading8Char"/>
     <w:uiPriority w:val="9"/>
-    <w:semiHidden/>
     <w:unhideWhenUsed/>
     <w:qFormat/>
-    <w:rsid w:val="00A10FD9"/>
     <w:pPr>
       <w:keepNext/>
       <w:keepLines/>
-      <w:spacing w:after="0"/>
+      <w:spacing w:after="0" w:before="200"/>
       <w:outlineLvl w:val="7"/>
     </w:pPr>
     <w:rPr>
-      <w:rFonts w:cstheme="majorBidi" w:eastAsiaTheme="majorEastAsia"/>
-      <w:i/>
-      <w:iCs/>
-      <w:color w:themeColor="text1" w:themeTint="D8" w:val="272727"/>
+      <w:rFonts w:asciiTheme="majorHAnsi" w:cstheme="majorBidi" w:eastAsiaTheme="majorEastAsia" w:hAnsiTheme="majorHAnsi"/>
+      <w:color w:themeColor="accent1" w:val="4F81BD"/>
+      <w:sz w:val="24"/>
+      <w:szCs w:val="24"/>
     </w:rPr>
   </w:style>
   <w:style w:styleId="Heading9" w:type="paragraph">
-    <w:name w:val="heading 9"/>
+    <w:name w:val="Heading 9"/>
     <w:basedOn w:val="Normal"/>
     <w:next w:val="BodyText"/>
-    <w:link w:val="Heading9Char"/>
     <w:uiPriority w:val="9"/>
-    <w:semiHidden/>
     <w:unhideWhenUsed/>
     <w:qFormat/>
-    <w:rsid w:val="00A10FD9"/>
     <w:pPr>
       <w:keepNext/>
       <w:keepLines/>
-      <w:spacing w:after="0"/>
+      <w:spacing w:after="0" w:before="200"/>
       <w:outlineLvl w:val="8"/>
     </w:pPr>
     <w:rPr>
-      <w:rFonts w:cstheme="majorBidi" w:eastAsiaTheme="majorEastAsia"/>
-      <w:color w:themeColor="text1" w:themeTint="D8" w:val="272727"/>
-    </w:rPr>
-  </w:style>
-  <w:style w:customStyle="1" w:styleId="Heading1Char" w:type="character">
-    <w:name w:val="Heading 1 Char"/>
-    <w:basedOn w:val="DefaultParagraphFont"/>
-    <w:link w:val="Heading1"/>
-    <w:uiPriority w:val="9"/>
-    <w:rsid w:val="00A10FD9"/>
-    <w:rPr>
       <w:rFonts w:asciiTheme="majorHAnsi" w:cstheme="majorBidi" w:eastAsiaTheme="majorEastAsia" w:hAnsiTheme="majorHAnsi"/>
-      <w:color w:themeColor="accent1" w:themeShade="BF" w:val="0F4761"/>
-      <w:sz w:val="40"/>
-      <w:szCs w:val="40"/>
-    </w:rPr>
-  </w:style>
-  <w:style w:customStyle="1" w:styleId="Heading2Char" w:type="character">
-    <w:name w:val="Heading 2 Char"/>
-    <w:basedOn w:val="DefaultParagraphFont"/>
-    <w:link w:val="Heading2"/>
-    <w:uiPriority w:val="9"/>
-    <w:semiHidden/>
-    <w:rsid w:val="00A10FD9"/>
-    <w:rPr>
-      <w:rFonts w:asciiTheme="majorHAnsi" w:cstheme="majorBidi" w:eastAsiaTheme="majorEastAsia" w:hAnsiTheme="majorHAnsi"/>
-      <w:color w:themeColor="accent1" w:themeShade="BF" w:val="0F4761"/>
-      <w:sz w:val="32"/>
-      <w:szCs w:val="32"/>
-    </w:rPr>
-  </w:style>
-  <w:style w:customStyle="1" w:styleId="Heading3Char" w:type="character">
-    <w:name w:val="Heading 3 Char"/>
-    <w:basedOn w:val="DefaultParagraphFont"/>
-    <w:link w:val="Heading3"/>
-    <w:uiPriority w:val="9"/>
-    <w:semiHidden/>
-    <w:rsid w:val="00A10FD9"/>
-    <w:rPr>
-      <w:rFonts w:cstheme="majorBidi" w:eastAsiaTheme="majorEastAsia"/>
-      <w:color w:themeColor="accent1" w:themeShade="BF" w:val="0F4761"/>
-      <w:sz w:val="28"/>
-      <w:szCs w:val="28"/>
-    </w:rPr>
-  </w:style>
-  <w:style w:customStyle="1" w:styleId="Heading4Char" w:type="character">
-    <w:name w:val="Heading 4 Char"/>
-    <w:basedOn w:val="DefaultParagraphFont"/>
-    <w:link w:val="Heading4"/>
-    <w:uiPriority w:val="9"/>
-    <w:semiHidden/>
-    <w:rsid w:val="00A10FD9"/>
-    <w:rPr>
-      <w:rFonts w:cstheme="majorBidi" w:eastAsiaTheme="majorEastAsia"/>
-      <w:i/>
-      <w:iCs/>
-      <w:color w:themeColor="accent1" w:themeShade="BF" w:val="0F4761"/>
-    </w:rPr>
-  </w:style>
-  <w:style w:customStyle="1" w:styleId="Heading5Char" w:type="character">
-    <w:name w:val="Heading 5 Char"/>
-    <w:basedOn w:val="DefaultParagraphFont"/>
-    <w:link w:val="Heading5"/>
-    <w:uiPriority w:val="9"/>
-    <w:semiHidden/>
-    <w:rsid w:val="00A10FD9"/>
-    <w:rPr>
-      <w:rFonts w:cstheme="majorBidi" w:eastAsiaTheme="majorEastAsia"/>
-      <w:color w:themeColor="accent1" w:themeShade="BF" w:val="0F4761"/>
-    </w:rPr>
-  </w:style>
-  <w:style w:customStyle="1" w:styleId="Heading6Char" w:type="character">
-    <w:name w:val="Heading 6 Char"/>
-    <w:basedOn w:val="DefaultParagraphFont"/>
-    <w:link w:val="Heading6"/>
-    <w:uiPriority w:val="9"/>
-    <w:semiHidden/>
-    <w:rsid w:val="00A10FD9"/>
-    <w:rPr>
-      <w:rFonts w:cstheme="majorBidi" w:eastAsiaTheme="majorEastAsia"/>
-      <w:i/>
-      <w:iCs/>
-      <w:color w:themeColor="text1" w:themeTint="A6" w:val="595959"/>
-    </w:rPr>
-  </w:style>
-  <w:style w:customStyle="1" w:styleId="Heading7Char" w:type="character">
-    <w:name w:val="Heading 7 Char"/>
-    <w:basedOn w:val="DefaultParagraphFont"/>
-    <w:link w:val="Heading7"/>
-    <w:uiPriority w:val="9"/>
-    <w:semiHidden/>
-    <w:rsid w:val="00A10FD9"/>
-    <w:rPr>
-      <w:rFonts w:cstheme="majorBidi" w:eastAsiaTheme="majorEastAsia"/>
-      <w:color w:themeColor="text1" w:themeTint="A6" w:val="595959"/>
-    </w:rPr>
-  </w:style>
-  <w:style w:customStyle="1" w:styleId="Heading8Char" w:type="character">
-    <w:name w:val="Heading 8 Char"/>
-    <w:basedOn w:val="DefaultParagraphFont"/>
-    <w:link w:val="Heading8"/>
-    <w:uiPriority w:val="9"/>
-    <w:semiHidden/>
-    <w:rsid w:val="00A10FD9"/>
-    <w:rPr>
-      <w:rFonts w:cstheme="majorBidi" w:eastAsiaTheme="majorEastAsia"/>
-      <w:i/>
-      <w:iCs/>
-      <w:color w:themeColor="text1" w:themeTint="D8" w:val="272727"/>
-    </w:rPr>
-  </w:style>
-  <w:style w:customStyle="1" w:styleId="Heading9Char" w:type="character">
-    <w:name w:val="Heading 9 Char"/>
-    <w:basedOn w:val="DefaultParagraphFont"/>
-    <w:link w:val="Heading9"/>
-    <w:uiPriority w:val="9"/>
-    <w:semiHidden/>
-    <w:rsid w:val="00A10FD9"/>
-    <w:rPr>
-      <w:rFonts w:cstheme="majorBidi" w:eastAsiaTheme="majorEastAsia"/>
-      <w:color w:themeColor="text1" w:themeTint="D8" w:val="272727"/>
+      <w:color w:themeColor="accent1" w:val="4F81BD"/>
+      <w:sz w:val="24"/>
+      <w:szCs w:val="24"/>
     </w:rPr>
   </w:style>
   <w:style w:styleId="BlockText" w:type="paragraph">
@@ -1486,18 +1136,6 @@
     <w:uiPriority w:val="9"/>
     <w:unhideWhenUsed/>
     <w:qFormat/>
-  </w:style>
-  <w:style w:styleId="FootnoteBlockText" w:type="paragraph">
-    <w:name w:val="Footnote Block Text"/>
-    <w:basedOn w:val="FootnoteText"/>
-    <w:next w:val="FootnoteText"/>
-    <w:uiPriority w:val="9"/>
-    <w:unhideWhenUsed/>
-    <w:qFormat/>
-    <w:pPr>
-      <w:spacing w:after="100" w:before="100"/>
-      <w:ind w:firstLine="0" w:left="480" w:right="480"/>
-    </w:pPr>
   </w:style>
   <w:style w:default="1" w:styleId="DefaultParagraphFont" w:type="character">
     <w:name w:val="Default Paragraph Font"/>
@@ -1520,11 +1158,18 @@
       </w:tblCellMar>
     </w:tblPr>
     <w:tblStylePr w:type="firstRow">
+      <w:tblPr>
+        <w:jc w:val="left"/>
+        <w:tblInd w:type="dxa" w:w="0"/>
+      </w:tblPr>
+      <w:trPr>
+        <w:jc w:val="left"/>
+      </w:trPr>
       <w:tcPr>
+        <w:vAlign w:val="bottom"/>
         <w:tcBorders>
           <w:bottom w:val="single"/>
         </w:tcBorders>
-        <w:vAlign w:val="bottom"/>
       </w:tcPr>
     </w:tblStylePr>
   </w:style>
@@ -1639,8 +1284,8 @@
     <w:name w:val="KeywordTok"/>
     <w:basedOn w:val="VerbatimChar"/>
     <w:rPr>
+      <w:color w:val="007020"/>
       <w:b/>
-      <w:color w:val="007020"/>
     </w:rPr>
   </w:style>
   <w:style w:type="character" w:customStyle="1" w:styleId="DataTypeTok">
@@ -1717,42 +1362,42 @@
     <w:name w:val="ImportTok"/>
     <w:basedOn w:val="VerbatimChar"/>
     <w:rPr>
+      <w:color w:val="008000"/>
       <w:b/>
-      <w:color w:val="008000"/>
     </w:rPr>
   </w:style>
   <w:style w:type="character" w:customStyle="1" w:styleId="CommentTok">
     <w:name w:val="CommentTok"/>
     <w:basedOn w:val="VerbatimChar"/>
     <w:rPr>
+      <w:color w:val="60a0b0"/>
       <w:i/>
-      <w:color w:val="60a0b0"/>
     </w:rPr>
   </w:style>
   <w:style w:type="character" w:customStyle="1" w:styleId="DocumentationTok">
     <w:name w:val="DocumentationTok"/>
     <w:basedOn w:val="VerbatimChar"/>
     <w:rPr>
+      <w:color w:val="ba2121"/>
       <w:i/>
-      <w:color w:val="ba2121"/>
     </w:rPr>
   </w:style>
   <w:style w:type="character" w:customStyle="1" w:styleId="AnnotationTok">
     <w:name w:val="AnnotationTok"/>
     <w:basedOn w:val="VerbatimChar"/>
     <w:rPr>
+      <w:color w:val="60a0b0"/>
       <w:b/>
       <w:i/>
-      <w:color w:val="60a0b0"/>
     </w:rPr>
   </w:style>
   <w:style w:type="character" w:customStyle="1" w:styleId="CommentVarTok">
     <w:name w:val="CommentVarTok"/>
     <w:basedOn w:val="VerbatimChar"/>
     <w:rPr>
+      <w:color w:val="60a0b0"/>
       <w:b/>
       <w:i/>
-      <w:color w:val="60a0b0"/>
     </w:rPr>
   </w:style>
   <w:style w:type="character" w:customStyle="1" w:styleId="OtherTok">
@@ -1780,8 +1425,8 @@
     <w:name w:val="ControlFlowTok"/>
     <w:basedOn w:val="VerbatimChar"/>
     <w:rPr>
+      <w:color w:val="007020"/>
       <w:b/>
-      <w:color w:val="007020"/>
     </w:rPr>
   </w:style>
   <w:style w:type="character" w:customStyle="1" w:styleId="OperatorTok">
@@ -1826,34 +1471,34 @@
     <w:name w:val="InformationTok"/>
     <w:basedOn w:val="VerbatimChar"/>
     <w:rPr>
+      <w:color w:val="60a0b0"/>
       <w:b/>
       <w:i/>
-      <w:color w:val="60a0b0"/>
     </w:rPr>
   </w:style>
   <w:style w:type="character" w:customStyle="1" w:styleId="WarningTok">
     <w:name w:val="WarningTok"/>
     <w:basedOn w:val="VerbatimChar"/>
     <w:rPr>
+      <w:color w:val="60a0b0"/>
       <w:b/>
       <w:i/>
-      <w:color w:val="60a0b0"/>
     </w:rPr>
   </w:style>
   <w:style w:type="character" w:customStyle="1" w:styleId="AlertTok">
     <w:name w:val="AlertTok"/>
     <w:basedOn w:val="VerbatimChar"/>
     <w:rPr>
+      <w:color w:val="ff0000"/>
       <w:b/>
-      <w:color w:val="ff0000"/>
     </w:rPr>
   </w:style>
   <w:style w:type="character" w:customStyle="1" w:styleId="ErrorTok">
     <w:name w:val="ErrorTok"/>
     <w:basedOn w:val="VerbatimChar"/>
     <w:rPr>
+      <w:color w:val="ff0000"/>
       <w:b/>
-      <w:color w:val="ff0000"/>
     </w:rPr>
   </w:style>
   <w:style w:type="character" w:customStyle="1" w:styleId="NormalTok">
@@ -1875,44 +1520,44 @@
         <a:sysClr val="window" lastClr="FFFFFF"/>
       </a:lt1>
       <a:dk2>
-        <a:srgbClr val="0E2841"/>
+        <a:srgbClr val="1F497D"/>
       </a:dk2>
       <a:lt2>
-        <a:srgbClr val="E8E8E8"/>
+        <a:srgbClr val="EEECE1"/>
       </a:lt2>
       <a:accent1>
-        <a:srgbClr val="156082"/>
+        <a:srgbClr val="4F81BD"/>
       </a:accent1>
       <a:accent2>
-        <a:srgbClr val="E97132"/>
+        <a:srgbClr val="C0504D"/>
       </a:accent2>
       <a:accent3>
-        <a:srgbClr val="196B24"/>
+        <a:srgbClr val="9BBB59"/>
       </a:accent3>
       <a:accent4>
-        <a:srgbClr val="0F9ED5"/>
+        <a:srgbClr val="8064A2"/>
       </a:accent4>
       <a:accent5>
-        <a:srgbClr val="A02B93"/>
+        <a:srgbClr val="4BACC6"/>
       </a:accent5>
       <a:accent6>
-        <a:srgbClr val="4EA72E"/>
+        <a:srgbClr val="F79646"/>
       </a:accent6>
       <a:hlink>
-        <a:srgbClr val="467886"/>
+        <a:srgbClr val="0000FF"/>
       </a:hlink>
       <a:folHlink>
-        <a:srgbClr val="96607D"/>
+        <a:srgbClr val="800080"/>
       </a:folHlink>
     </a:clrScheme>
     <a:fontScheme name="Office">
       <a:majorFont>
-        <a:latin typeface="Aptos Display" panose="02110004020202020204"/>
+        <a:latin typeface="Calibri"/>
         <a:ea typeface=""/>
         <a:cs typeface=""/>
-        <a:font script="Jpan" typeface="游ゴシック Light"/>
+        <a:font script="Jpan" typeface="ＭＳ ゴシック"/>
         <a:font script="Hang" typeface="맑은 고딕"/>
-        <a:font script="Hans" typeface="等线 Light"/>
+        <a:font script="Hans" typeface="宋体"/>
         <a:font script="Hant" typeface="新細明體"/>
         <a:font script="Arab" typeface="Times New Roman"/>
         <a:font script="Hebr" typeface="Times New Roman"/>
@@ -1939,32 +1584,14 @@
         <a:font script="Mong" typeface="Mongolian Baiti"/>
         <a:font script="Viet" typeface="Times New Roman"/>
         <a:font script="Uigh" typeface="Microsoft Uighur"/>
-        <a:font script="Geor" typeface="Sylfaen"/>
-        <a:font script="Armn" typeface="Arial"/>
-        <a:font script="Bugi" typeface="Leelawadee UI"/>
-        <a:font script="Bopo" typeface="Microsoft JhengHei"/>
-        <a:font script="Java" typeface="Javanese Text"/>
-        <a:font script="Lisu" typeface="Segoe UI"/>
-        <a:font script="Mymr" typeface="Myanmar Text"/>
-        <a:font script="Nkoo" typeface="Ebrima"/>
-        <a:font script="Olck" typeface="Nirmala UI"/>
-        <a:font script="Osma" typeface="Ebrima"/>
-        <a:font script="Phag" typeface="Phagspa"/>
-        <a:font script="Syrn" typeface="Estrangelo Edessa"/>
-        <a:font script="Syrj" typeface="Estrangelo Edessa"/>
-        <a:font script="Syre" typeface="Estrangelo Edessa"/>
-        <a:font script="Sora" typeface="Nirmala UI"/>
-        <a:font script="Tale" typeface="Microsoft Tai Le"/>
-        <a:font script="Talu" typeface="Microsoft New Tai Lue"/>
-        <a:font script="Tfng" typeface="Ebrima"/>
       </a:majorFont>
       <a:minorFont>
-        <a:latin typeface="Aptos" panose="02110004020202020204"/>
+        <a:latin typeface="Cambria"/>
         <a:ea typeface=""/>
         <a:cs typeface=""/>
-        <a:font script="Jpan" typeface="游明朝"/>
+        <a:font script="Jpan" typeface="ＭＳ 明朝"/>
         <a:font script="Hang" typeface="맑은 고딕"/>
-        <a:font script="Hans" typeface="等线"/>
+        <a:font script="Hans" typeface="宋体"/>
         <a:font script="Hant" typeface="新細明體"/>
         <a:font script="Arab" typeface="Arial"/>
         <a:font script="Hebr" typeface="Arial"/>
@@ -1991,24 +1618,6 @@
         <a:font script="Mong" typeface="Mongolian Baiti"/>
         <a:font script="Viet" typeface="Arial"/>
         <a:font script="Uigh" typeface="Microsoft Uighur"/>
-        <a:font script="Geor" typeface="Sylfaen"/>
-        <a:font script="Armn" typeface="Arial"/>
-        <a:font script="Bugi" typeface="Leelawadee UI"/>
-        <a:font script="Bopo" typeface="Microsoft JhengHei"/>
-        <a:font script="Java" typeface="Javanese Text"/>
-        <a:font script="Lisu" typeface="Segoe UI"/>
-        <a:font script="Mymr" typeface="Myanmar Text"/>
-        <a:font script="Nkoo" typeface="Ebrima"/>
-        <a:font script="Olck" typeface="Nirmala UI"/>
-        <a:font script="Osma" typeface="Ebrima"/>
-        <a:font script="Phag" typeface="Phagspa"/>
-        <a:font script="Syrn" typeface="Estrangelo Edessa"/>
-        <a:font script="Syrj" typeface="Estrangelo Edessa"/>
-        <a:font script="Syre" typeface="Estrangelo Edessa"/>
-        <a:font script="Sora" typeface="Nirmala UI"/>
-        <a:font script="Tale" typeface="Microsoft Tai Le"/>
-        <a:font script="Talu" typeface="Microsoft New Tai Lue"/>
-        <a:font script="Tfng" typeface="Ebrima"/>
       </a:minorFont>
     </a:fontScheme>
     <a:fmtScheme name="Office">
@@ -2020,141 +1629,200 @@
           <a:gsLst>
             <a:gs pos="0">
               <a:schemeClr val="phClr">
-                <a:lumMod val="110000"/>
-                <a:satMod val="105000"/>
-                <a:tint val="67000"/>
+                <a:tint val="50000"/>
+                <a:satMod val="300000"/>
               </a:schemeClr>
             </a:gs>
-            <a:gs pos="50000">
+            <a:gs pos="35000">
               <a:schemeClr val="phClr">
-                <a:lumMod val="105000"/>
-                <a:satMod val="103000"/>
-                <a:tint val="73000"/>
+                <a:tint val="37000"/>
+                <a:satMod val="300000"/>
               </a:schemeClr>
             </a:gs>
             <a:gs pos="100000">
               <a:schemeClr val="phClr">
-                <a:lumMod val="105000"/>
-                <a:satMod val="109000"/>
-                <a:tint val="81000"/>
+                <a:tint val="15000"/>
+                <a:satMod val="350000"/>
               </a:schemeClr>
             </a:gs>
           </a:gsLst>
-          <a:lin ang="5400000" scaled="0"/>
+          <a:lin ang="16200000" scaled="1"/>
         </a:gradFill>
         <a:gradFill rotWithShape="1">
           <a:gsLst>
             <a:gs pos="0">
               <a:schemeClr val="phClr">
-                <a:satMod val="103000"/>
-                <a:lumMod val="102000"/>
-                <a:tint val="94000"/>
-              </a:schemeClr>
-            </a:gs>
-            <a:gs pos="50000">
-              <a:schemeClr val="phClr">
-                <a:satMod val="110000"/>
-                <a:lumMod val="100000"/>
+                <a:tint val="100000"/>
                 <a:shade val="100000"/>
+                <a:satMod val="130000"/>
               </a:schemeClr>
             </a:gs>
             <a:gs pos="100000">
               <a:schemeClr val="phClr">
-                <a:lumMod val="99000"/>
-                <a:satMod val="120000"/>
-                <a:shade val="78000"/>
+                <a:tint val="50000"/>
+                <a:shade val="100000"/>
+                <a:satMod val="350000"/>
               </a:schemeClr>
             </a:gs>
           </a:gsLst>
-          <a:lin ang="5400000" scaled="0"/>
+          <a:lin ang="16200000" scaled="0"/>
         </a:gradFill>
       </a:fillStyleLst>
       <a:lnStyleLst>
-        <a:ln w="6350" cap="flat" cmpd="sng" algn="ctr">
+        <a:ln w="9525" cap="flat" cmpd="sng" algn="ctr">
+          <a:solidFill>
+            <a:schemeClr val="phClr">
+              <a:shade val="95000"/>
+              <a:satMod val="105000"/>
+            </a:schemeClr>
+          </a:solidFill>
+          <a:prstDash val="solid"/>
+        </a:ln>
+        <a:ln w="25400" cap="flat" cmpd="sng" algn="ctr">
           <a:solidFill>
             <a:schemeClr val="phClr"/>
           </a:solidFill>
           <a:prstDash val="solid"/>
-          <a:miter lim="800000"/>
         </a:ln>
-        <a:ln w="12700" cap="flat" cmpd="sng" algn="ctr">
+        <a:ln w="38100" cap="flat" cmpd="sng" algn="ctr">
           <a:solidFill>
             <a:schemeClr val="phClr"/>
           </a:solidFill>
           <a:prstDash val="solid"/>
-          <a:miter lim="800000"/>
-        </a:ln>
-        <a:ln w="19050" cap="flat" cmpd="sng" algn="ctr">
-          <a:solidFill>
-            <a:schemeClr val="phClr"/>
-          </a:solidFill>
-          <a:prstDash val="solid"/>
-          <a:miter lim="800000"/>
         </a:ln>
       </a:lnStyleLst>
       <a:effectStyleLst>
         <a:effectStyle>
-          <a:effectLst/>
-        </a:effectStyle>
-        <a:effectStyle>
-          <a:effectLst/>
+          <a:effectLst>
+            <a:outerShdw blurRad="40000" dist="20000" dir="5400000" rotWithShape="0">
+              <a:srgbClr val="000000">
+                <a:alpha val="38000"/>
+              </a:srgbClr>
+            </a:outerShdw>
+          </a:effectLst>
         </a:effectStyle>
         <a:effectStyle>
           <a:effectLst>
-            <a:outerShdw blurRad="57150" dist="19050" dir="5400000" algn="ctr" rotWithShape="0">
+            <a:outerShdw blurRad="40000" dist="23000" dir="5400000" rotWithShape="0">
               <a:srgbClr val="000000">
-                <a:alpha val="63000"/>
+                <a:alpha val="35000"/>
               </a:srgbClr>
             </a:outerShdw>
           </a:effectLst>
+        </a:effectStyle>
+        <a:effectStyle>
+          <a:effectLst>
+            <a:outerShdw blurRad="40000" dist="23000" dir="5400000" rotWithShape="0">
+              <a:srgbClr val="000000">
+                <a:alpha val="35000"/>
+              </a:srgbClr>
+            </a:outerShdw>
+          </a:effectLst>
+          <a:scene3d>
+            <a:camera prst="orthographicFront">
+              <a:rot lat="0" lon="0" rev="0"/>
+            </a:camera>
+            <a:lightRig rig="threePt" dir="t">
+              <a:rot lat="0" lon="0" rev="1200000"/>
+            </a:lightRig>
+          </a:scene3d>
+          <a:sp3d>
+            <a:bevelT w="63500" h="25400"/>
+          </a:sp3d>
         </a:effectStyle>
       </a:effectStyleLst>
       <a:bgFillStyleLst>
         <a:solidFill>
           <a:schemeClr val="phClr"/>
         </a:solidFill>
-        <a:solidFill>
-          <a:schemeClr val="phClr">
-            <a:tint val="95000"/>
-            <a:satMod val="170000"/>
-          </a:schemeClr>
-        </a:solidFill>
         <a:gradFill rotWithShape="1">
           <a:gsLst>
             <a:gs pos="0">
               <a:schemeClr val="phClr">
-                <a:tint val="93000"/>
-                <a:satMod val="150000"/>
-                <a:shade val="98000"/>
-                <a:lumMod val="102000"/>
+                <a:tint val="40000"/>
+                <a:satMod val="350000"/>
               </a:schemeClr>
             </a:gs>
-            <a:gs pos="50000">
+            <a:gs pos="40000">
               <a:schemeClr val="phClr">
-                <a:tint val="98000"/>
-                <a:satMod val="130000"/>
-                <a:shade val="90000"/>
-                <a:lumMod val="103000"/>
+                <a:tint val="45000"/>
+                <a:shade val="99000"/>
+                <a:satMod val="350000"/>
               </a:schemeClr>
             </a:gs>
             <a:gs pos="100000">
               <a:schemeClr val="phClr">
-                <a:shade val="63000"/>
-                <a:satMod val="120000"/>
+                <a:shade val="20000"/>
+                <a:satMod val="255000"/>
               </a:schemeClr>
             </a:gs>
           </a:gsLst>
-          <a:lin ang="5400000" scaled="0"/>
+          <a:path path="circle">
+            <a:fillToRect l="50000" t="-80000" r="50000" b="180000"/>
+          </a:path>
+        </a:gradFill>
+        <a:gradFill rotWithShape="1">
+          <a:gsLst>
+            <a:gs pos="0">
+              <a:schemeClr val="phClr">
+                <a:tint val="80000"/>
+                <a:satMod val="300000"/>
+              </a:schemeClr>
+            </a:gs>
+            <a:gs pos="100000">
+              <a:schemeClr val="phClr">
+                <a:shade val="30000"/>
+                <a:satMod val="200000"/>
+              </a:schemeClr>
+            </a:gs>
+          </a:gsLst>
+          <a:path path="circle">
+            <a:fillToRect l="50000" t="50000" r="50000" b="50000"/>
+          </a:path>
         </a:gradFill>
       </a:bgFillStyleLst>
     </a:fmtScheme>
   </a:themeElements>
-  <a:objectDefaults/>
+  <a:objectDefaults>
+    <a:spDef>
+      <a:spPr/>
+      <a:bodyPr/>
+      <a:lstStyle/>
+      <a:style>
+        <a:lnRef idx="1">
+          <a:schemeClr val="accent1"/>
+        </a:lnRef>
+        <a:fillRef idx="3">
+          <a:schemeClr val="accent1"/>
+        </a:fillRef>
+        <a:effectRef idx="2">
+          <a:schemeClr val="accent1"/>
+        </a:effectRef>
+        <a:fontRef idx="minor">
+          <a:schemeClr val="lt1"/>
+        </a:fontRef>
+      </a:style>
+    </a:spDef>
+    <a:lnDef>
+      <a:spPr/>
+      <a:bodyPr/>
+      <a:lstStyle/>
+      <a:style>
+        <a:lnRef idx="2">
+          <a:schemeClr val="accent1"/>
+        </a:lnRef>
+        <a:fillRef idx="0">
+          <a:schemeClr val="accent1"/>
+        </a:fillRef>
+        <a:effectRef idx="1">
+          <a:schemeClr val="accent1"/>
+        </a:effectRef>
+        <a:fontRef idx="minor">
+          <a:schemeClr val="tx1"/>
+        </a:fontRef>
+      </a:style>
+    </a:lnDef>
+  </a:objectDefaults>
   <a:extraClrSchemeLst/>
-  <a:extLst>
-    <a:ext uri="{05A4C25C-085E-4340-85A3-A5531E510DB2}">
-      <thm15:themeFamily xmlns:thm15="http://schemas.microsoft.com/office/thememl/2012/main" name="Office Theme" id="{2E142A2C-CD16-42D6-873A-C26D2A0506FA}" vid="{1BDDFF52-6CD6-40A5-AB3C-68EB2F1E4D0A}"/>
-    </a:ext>
-  </a:extLst>
 </a:theme>
 </file>